--- a/Clinical Pathophysiology I Exam 2/cp-exam-2-study-guide.docx
+++ b/Clinical Pathophysiology I Exam 2/cp-exam-2-study-guide.docx
@@ -7238,7 +7238,7 @@
                 <w:i w:val="0"/>
                 <w:sz w:val="18"/>
               </w:rPr>
-              <w:t xml:space="preserve"> — the slide lists </w:t>
+              <w:t xml:space="preserve"> (typically </w:t>
             </w:r>
             <w:r>
               <w:rPr>
@@ -7246,7 +7246,7 @@
                 <w:i/>
                 <w:sz w:val="18"/>
               </w:rPr>
-              <w:t>S. aureus</w:t>
+              <w:t>Streptococcus</w:t>
             </w:r>
             <w:r>
               <w:rPr>
@@ -7254,7 +7254,23 @@
                 <w:i w:val="0"/>
                 <w:sz w:val="18"/>
               </w:rPr>
-              <w:t xml:space="preserve">, </w:t>
+              <w:t xml:space="preserve">) and are </w:t>
+            </w:r>
+            <w:r>
+              <w:rPr>
+                <w:b/>
+                <w:i w:val="0"/>
+                <w:sz w:val="18"/>
+              </w:rPr>
+              <w:t>not virulent enough to attack a healthy endocardium</w:t>
+            </w:r>
+            <w:r>
+              <w:rPr>
+                <w:b w:val="0"/>
+                <w:i w:val="0"/>
+                <w:sz w:val="18"/>
+              </w:rPr>
+              <w:t xml:space="preserve">; the damaged valve is what lets them in. The slide also lists </w:t>
             </w:r>
             <w:r>
               <w:rPr>
@@ -7262,7 +7278,7 @@
                 <w:i/>
                 <w:sz w:val="18"/>
               </w:rPr>
-              <w:t>Streptococcus</w:t>
+              <w:t>S. aureus</w:t>
             </w:r>
             <w:r>
               <w:rPr>
@@ -7286,23 +7302,23 @@
                 <w:i w:val="0"/>
                 <w:sz w:val="18"/>
               </w:rPr>
-              <w:t xml:space="preserve"> — and are </w:t>
-            </w:r>
-            <w:r>
-              <w:rPr>
-                <w:b/>
-                <w:i w:val="0"/>
-                <w:sz w:val="18"/>
-              </w:rPr>
-              <w:t>not virulent enough to attack a healthy endocardium</w:t>
+              <w:t xml:space="preserve">; </w:t>
             </w:r>
             <w:r>
               <w:rPr>
                 <w:b w:val="0"/>
-                <w:i w:val="0"/>
-                <w:sz w:val="18"/>
-              </w:rPr>
-              <w:t>; the damaged valve is what lets them in.</w:t>
+                <w:i/>
+                <w:sz w:val="18"/>
+              </w:rPr>
+              <w:t>S. aureus</w:t>
+            </w:r>
+            <w:r>
+              <w:rPr>
+                <w:b w:val="0"/>
+                <w:i w:val="0"/>
+                <w:sz w:val="18"/>
+              </w:rPr>
+              <w:t xml:space="preserve"> belongs with the acute form (see the note below).</w:t>
             </w:r>
           </w:p>
         </w:tc>
@@ -7509,14 +7525,14 @@
                 <w:b/>
                 <w:i w:val="0"/>
               </w:rPr>
-              <w:t>Check against the textbook.</w:t>
+              <w:t>Slide 57 is not accurate here.</w:t>
             </w:r>
             <w:r>
               <w:rPr>
                 <w:b w:val="0"/>
                 <w:i w:val="0"/>
               </w:rPr>
-              <w:t xml:space="preserve"> Slide 57 lists </w:t>
+              <w:t xml:space="preserve"> It lists </w:t>
             </w:r>
             <w:r>
               <w:rPr>
@@ -7544,7 +7560,7 @@
                 <w:b w:val="0"/>
                 <w:i w:val="0"/>
               </w:rPr>
-              <w:t xml:space="preserve"> endocarditis. The course text, Robbins, generally pairs highly virulent organisms such as </w:t>
+              <w:t xml:space="preserve"> endocarditis. </w:t>
             </w:r>
             <w:r>
               <w:rPr>
@@ -7558,7 +7574,21 @@
                 <w:b w:val="0"/>
                 <w:i w:val="0"/>
               </w:rPr>
-              <w:t xml:space="preserve"> with the acute form. Answer from the slide if asked in the slide’s terms, and know the general rule: the less virulent the organism, the more it depends on an already-damaged valve.</w:t>
+              <w:t xml:space="preserve"> is highly virulent: it is the classic cause of </w:t>
+            </w:r>
+            <w:r>
+              <w:rPr>
+                <w:b/>
+                <w:i w:val="0"/>
+              </w:rPr>
+              <w:t>acute</w:t>
+            </w:r>
+            <w:r>
+              <w:rPr>
+                <w:b w:val="0"/>
+                <w:i w:val="0"/>
+              </w:rPr>
+              <w:t xml:space="preserve"> endocarditis and can attack a normal valve (Robbins, the course text). Subacute endocarditis is typically streptococcal, on a damaged valve. The general rule holds: the less virulent the organism, the more it depends on an already-damaged valve.</w:t>
             </w:r>
           </w:p>
         </w:tc>

--- a/Clinical Pathophysiology I Exam 2/cp-exam-2-study-guide.docx
+++ b/Clinical Pathophysiology I Exam 2/cp-exam-2-study-guide.docx
@@ -1445,6 +1445,40 @@
     </w:p>
     <w:p>
       <w:pPr>
+        <w:spacing w:after="120"/>
+      </w:pPr>
+      <w:r>
+        <w:rPr>
+          <w:b w:val="0"/>
+          <w:i w:val="0"/>
+        </w:rPr>
+        <w:t>Also tested</w:t>
+      </w:r>
+    </w:p>
+    <w:p>
+      <w:pPr>
+        <w:pStyle w:val="ListBullet"/>
+        <w:spacing w:after="40"/>
+      </w:pPr>
+      <w:r>
+        <w:rPr>
+          <w:b/>
+          <w:i w:val="0"/>
+          <w:sz w:val="20"/>
+        </w:rPr>
+        <w:t>Very low density lipoprotein versus low density lipoprotein.</w:t>
+      </w:r>
+      <w:r>
+        <w:rPr>
+          <w:b w:val="0"/>
+          <w:i w:val="0"/>
+          <w:sz w:val="20"/>
+        </w:rPr>
+        <w:t xml:space="preserve"> Very low density lipoprotein is high in triglycerides rather than cholesterol. Both raise risk, so the distinction is what each is carrying.</w:t>
+      </w:r>
+    </w:p>
+    <w:p>
+      <w:pPr>
         <w:pStyle w:val="Heading2"/>
         <w:spacing w:before="200" w:after="100"/>
       </w:pPr>
@@ -2556,6 +2590,40 @@
     </w:p>
     <w:p>
       <w:pPr>
+        <w:spacing w:after="120"/>
+      </w:pPr>
+      <w:r>
+        <w:rPr>
+          <w:b w:val="0"/>
+          <w:i w:val="0"/>
+        </w:rPr>
+        <w:t>Also tested</w:t>
+      </w:r>
+    </w:p>
+    <w:p>
+      <w:pPr>
+        <w:pStyle w:val="ListBullet"/>
+        <w:spacing w:after="40"/>
+      </w:pPr>
+      <w:r>
+        <w:rPr>
+          <w:b/>
+          <w:i w:val="0"/>
+          <w:sz w:val="20"/>
+        </w:rPr>
+        <w:t>Uncommon causes of coronary heart disease.</w:t>
+      </w:r>
+      <w:r>
+        <w:rPr>
+          <w:b w:val="0"/>
+          <w:i w:val="0"/>
+          <w:sz w:val="20"/>
+        </w:rPr>
+        <w:t xml:space="preserve"> Reduced oxygen content of the blood, and poor perfusion: the vessel may be open, but the blood carries too little oxygen or arrives at too low a pressure.</w:t>
+      </w:r>
+    </w:p>
+    <w:p>
+      <w:pPr>
         <w:pStyle w:val="Heading2"/>
         <w:spacing w:before="200" w:after="100"/>
       </w:pPr>
@@ -2926,6 +2994,62 @@
     </w:p>
     <w:p>
       <w:pPr>
+        <w:spacing w:after="120"/>
+      </w:pPr>
+      <w:r>
+        <w:rPr>
+          <w:b w:val="0"/>
+          <w:i w:val="0"/>
+        </w:rPr>
+        <w:t>Also tested</w:t>
+      </w:r>
+    </w:p>
+    <w:p>
+      <w:pPr>
+        <w:pStyle w:val="ListBullet"/>
+        <w:spacing w:after="40"/>
+      </w:pPr>
+      <w:r>
+        <w:rPr>
+          <w:b/>
+          <w:i w:val="0"/>
+          <w:sz w:val="20"/>
+        </w:rPr>
+        <w:t>Compromised flow in coronary plaques.</w:t>
+      </w:r>
+      <w:r>
+        <w:rPr>
+          <w:b w:val="0"/>
+          <w:i w:val="0"/>
+          <w:sz w:val="20"/>
+        </w:rPr>
+        <w:t xml:space="preserve"> Blood flow is described as compromised at seventy-five percent occlusion; it takes a great deal of narrowing before flow suffers, so plaques grow silently for years.</w:t>
+      </w:r>
+    </w:p>
+    <w:p>
+      <w:pPr>
+        <w:pStyle w:val="ListBullet"/>
+        <w:spacing w:after="40"/>
+      </w:pPr>
+      <w:r>
+        <w:rPr>
+          <w:b/>
+          <w:i w:val="0"/>
+          <w:sz w:val="20"/>
+        </w:rPr>
+        <w:t>Injured endothelium.</w:t>
+      </w:r>
+      <w:r>
+        <w:rPr>
+          <w:b w:val="0"/>
+          <w:i w:val="0"/>
+          <w:sz w:val="20"/>
+        </w:rPr>
+        <w:t xml:space="preserve"> Once it becomes more permeable, leukocytes are recruited and low density lipoprotein leaks through to be oxidized.</w:t>
+      </w:r>
+    </w:p>
+    <w:p>
+      <w:pPr>
         <w:pStyle w:val="Heading3"/>
         <w:spacing w:before="200" w:after="100"/>
       </w:pPr>
@@ -3625,6 +3749,62 @@
     </w:p>
     <w:p>
       <w:pPr>
+        <w:spacing w:after="120"/>
+      </w:pPr>
+      <w:r>
+        <w:rPr>
+          <w:b w:val="0"/>
+          <w:i w:val="0"/>
+        </w:rPr>
+        <w:t>Also tested</w:t>
+      </w:r>
+    </w:p>
+    <w:p>
+      <w:pPr>
+        <w:pStyle w:val="ListBullet"/>
+        <w:spacing w:after="40"/>
+      </w:pPr>
+      <w:r>
+        <w:rPr>
+          <w:b/>
+          <w:i w:val="0"/>
+          <w:sz w:val="20"/>
+        </w:rPr>
+        <w:t>Slowly progressive plaque formation.</w:t>
+      </w:r>
+      <w:r>
+        <w:rPr>
+          <w:b w:val="0"/>
+          <w:i w:val="0"/>
+          <w:sz w:val="20"/>
+        </w:rPr>
+        <w:t xml:space="preserve"> Collateral circulation develops over the years the plaque is growing, so the heart tolerates more narrowing; abrupt occlusion in a previously healthy vessel can do more damage than a severe chronic stenosis.</w:t>
+      </w:r>
+    </w:p>
+    <w:p>
+      <w:pPr>
+        <w:pStyle w:val="ListBullet"/>
+        <w:spacing w:after="40"/>
+      </w:pPr>
+      <w:r>
+        <w:rPr>
+          <w:b/>
+          <w:i w:val="0"/>
+          <w:sz w:val="20"/>
+        </w:rPr>
+        <w:t>Reduced oxygen supply to cardiac cells.</w:t>
+      </w:r>
+      <w:r>
+        <w:rPr>
+          <w:b w:val="0"/>
+          <w:i w:val="0"/>
+          <w:sz w:val="20"/>
+        </w:rPr>
+        <w:t xml:space="preserve"> The immediate metabolic consequence is that the formation of adenosine triphosphate falls.</w:t>
+      </w:r>
+    </w:p>
+    <w:p>
+      <w:pPr>
         <w:pStyle w:val="Heading2"/>
         <w:spacing w:before="200" w:after="100"/>
       </w:pPr>
@@ -5261,6 +5441,40 @@
       <w:pPr>
         <w:spacing w:after="80"/>
       </w:pPr>
+    </w:p>
+    <w:p>
+      <w:pPr>
+        <w:spacing w:after="120"/>
+      </w:pPr>
+      <w:r>
+        <w:rPr>
+          <w:b w:val="0"/>
+          <w:i w:val="0"/>
+        </w:rPr>
+        <w:t>Also tested</w:t>
+      </w:r>
+    </w:p>
+    <w:p>
+      <w:pPr>
+        <w:pStyle w:val="ListBullet"/>
+        <w:spacing w:after="40"/>
+      </w:pPr>
+      <w:r>
+        <w:rPr>
+          <w:b/>
+          <w:i w:val="0"/>
+          <w:sz w:val="20"/>
+        </w:rPr>
+        <w:t>Evolution of an infarct.</w:t>
+      </w:r>
+      <w:r>
+        <w:rPr>
+          <w:b w:val="0"/>
+          <w:i w:val="0"/>
+          <w:sz w:val="20"/>
+        </w:rPr>
+        <w:t xml:space="preserve"> The area is pale within a day, then yellowish and soft with a red border, necrotic tissue is removed by one to two weeks, and a tough fibrous scar forms by six. The scar does not contract.</w:t>
+      </w:r>
     </w:p>
     <w:p>
       <w:pPr>
@@ -6789,6 +7003,150 @@
     </w:p>
     <w:p>
       <w:pPr>
+        <w:spacing w:after="120"/>
+      </w:pPr>
+      <w:r>
+        <w:rPr>
+          <w:b w:val="0"/>
+          <w:i w:val="0"/>
+        </w:rPr>
+        <w:t>Also tested</w:t>
+      </w:r>
+    </w:p>
+    <w:p>
+      <w:pPr>
+        <w:pStyle w:val="ListBullet"/>
+        <w:spacing w:after="40"/>
+      </w:pPr>
+      <w:r>
+        <w:rPr>
+          <w:b/>
+          <w:i w:val="0"/>
+          <w:sz w:val="20"/>
+        </w:rPr>
+        <w:t>Mitral stenosis and stroke volume.</w:t>
+      </w:r>
+      <w:r>
+        <w:rPr>
+          <w:b w:val="0"/>
+          <w:i w:val="0"/>
+          <w:sz w:val="20"/>
+        </w:rPr>
+        <w:t xml:space="preserve"> Left ventricular stroke volume decreases; the ventricle is not diseased, it is simply not being filled, so the problem is upstream of it.</w:t>
+      </w:r>
+    </w:p>
+    <w:p>
+      <w:pPr>
+        <w:pStyle w:val="ListBullet"/>
+        <w:spacing w:after="40"/>
+      </w:pPr>
+      <w:r>
+        <w:rPr>
+          <w:b/>
+          <w:i w:val="0"/>
+          <w:sz w:val="20"/>
+        </w:rPr>
+        <w:t>Hemodynamic threshold of stenosis.</w:t>
+      </w:r>
+      <w:r>
+        <w:rPr>
+          <w:b w:val="0"/>
+          <w:i w:val="0"/>
+          <w:sz w:val="20"/>
+        </w:rPr>
+        <w:t xml:space="preserve"> Stenosis begins to affect hemodynamics at about fifty percent closure, a lower threshold than the seventy-five percent that compromises coronary flow.</w:t>
+      </w:r>
+    </w:p>
+    <w:p>
+      <w:pPr>
+        <w:pStyle w:val="ListBullet"/>
+        <w:spacing w:after="40"/>
+      </w:pPr>
+      <w:r>
+        <w:rPr>
+          <w:b/>
+          <w:i w:val="0"/>
+          <w:sz w:val="20"/>
+        </w:rPr>
+        <w:t>Afterload in mitral regurgitation.</w:t>
+      </w:r>
+      <w:r>
+        <w:rPr>
+          <w:b w:val="0"/>
+          <w:i w:val="0"/>
+          <w:sz w:val="20"/>
+        </w:rPr>
+        <w:t xml:space="preserve"> High afterload increases the amount of blood regurgitated: the ventricle takes the path of least resistance, so the harder it is to eject forwards, the more goes backwards.</w:t>
+      </w:r>
+    </w:p>
+    <w:p>
+      <w:pPr>
+        <w:pStyle w:val="ListBullet"/>
+        <w:spacing w:after="40"/>
+      </w:pPr>
+      <w:r>
+        <w:rPr>
+          <w:b/>
+          <w:i w:val="0"/>
+          <w:sz w:val="20"/>
+        </w:rPr>
+        <w:t>Atrial fibrillation in mitral stenosis.</w:t>
+      </w:r>
+      <w:r>
+        <w:rPr>
+          <w:b w:val="0"/>
+          <w:i w:val="0"/>
+          <w:sz w:val="20"/>
+        </w:rPr>
+        <w:t xml:space="preserve"> The atrium enlarges as its volume rises, and the enlarged fibrillating atrium then predisposes to clot within it.</w:t>
+      </w:r>
+    </w:p>
+    <w:p>
+      <w:pPr>
+        <w:pStyle w:val="ListBullet"/>
+        <w:spacing w:after="40"/>
+      </w:pPr>
+      <w:r>
+        <w:rPr>
+          <w:b/>
+          <w:i w:val="0"/>
+          <w:sz w:val="20"/>
+        </w:rPr>
+        <w:t>Slowly progressive stenosis.</w:t>
+      </w:r>
+      <w:r>
+        <w:rPr>
+          <w:b w:val="0"/>
+          <w:i w:val="0"/>
+          <w:sz w:val="20"/>
+        </w:rPr>
+        <w:t xml:space="preserve"> The heart compensates well because it hypertrophies its myocardial cells as the gradient develops, so such valves can be severely narrowed before anything is noticed.</w:t>
+      </w:r>
+    </w:p>
+    <w:p>
+      <w:pPr>
+        <w:pStyle w:val="ListBullet"/>
+        <w:spacing w:after="40"/>
+      </w:pPr>
+      <w:r>
+        <w:rPr>
+          <w:b/>
+          <w:i w:val="0"/>
+          <w:sz w:val="20"/>
+        </w:rPr>
+        <w:t>Aortic stenosis.</w:t>
+      </w:r>
+      <w:r>
+        <w:rPr>
+          <w:b w:val="0"/>
+          <w:i w:val="0"/>
+          <w:sz w:val="20"/>
+        </w:rPr>
+        <w:t xml:space="preserve"> It predisposes to ischemia and angina because hypertrophy and high ventricular pressures raise demand beyond what supply can meet; angina can arise with entirely normal coronary arteries.</w:t>
+      </w:r>
+    </w:p>
+    <w:p>
+      <w:pPr>
         <w:pStyle w:val="Heading2"/>
         <w:spacing w:before="200" w:after="100"/>
       </w:pPr>
@@ -7601,6 +7959,40 @@
     </w:p>
     <w:p>
       <w:pPr>
+        <w:spacing w:after="120"/>
+      </w:pPr>
+      <w:r>
+        <w:rPr>
+          <w:b w:val="0"/>
+          <w:i w:val="0"/>
+        </w:rPr>
+        <w:t>Also tested</w:t>
+      </w:r>
+    </w:p>
+    <w:p>
+      <w:pPr>
+        <w:pStyle w:val="ListBullet"/>
+        <w:spacing w:after="40"/>
+      </w:pPr>
+      <w:r>
+        <w:rPr>
+          <w:b/>
+          <w:i w:val="0"/>
+          <w:sz w:val="20"/>
+        </w:rPr>
+        <w:t>Vegetation.</w:t>
+      </w:r>
+      <w:r>
+        <w:rPr>
+          <w:b w:val="0"/>
+          <w:i w:val="0"/>
+          <w:sz w:val="20"/>
+        </w:rPr>
+        <w:t xml:space="preserve"> Microorganisms enmeshed in fibrin deposits; as they enlarge they interfere with valve function and predispose to embolism.</w:t>
+      </w:r>
+    </w:p>
+    <w:p>
+      <w:pPr>
         <w:pStyle w:val="Heading2"/>
         <w:spacing w:before="200" w:after="100"/>
       </w:pPr>
@@ -7835,6 +8227,62 @@
           <w:color w:val="6E1F2F"/>
         </w:rPr>
         <w:t>6.14 · Objective o — Structural cardiac pathologies</w:t>
+      </w:r>
+    </w:p>
+    <w:p>
+      <w:pPr>
+        <w:spacing w:after="120"/>
+      </w:pPr>
+      <w:r>
+        <w:rPr>
+          <w:b w:val="0"/>
+          <w:i w:val="0"/>
+        </w:rPr>
+        <w:t>Also tested</w:t>
+      </w:r>
+    </w:p>
+    <w:p>
+      <w:pPr>
+        <w:pStyle w:val="ListBullet"/>
+        <w:spacing w:after="40"/>
+      </w:pPr>
+      <w:r>
+        <w:rPr>
+          <w:b/>
+          <w:i w:val="0"/>
+          <w:sz w:val="20"/>
+        </w:rPr>
+        <w:t>Cardiac tamponade.</w:t>
+      </w:r>
+      <w:r>
+        <w:rPr>
+          <w:b w:val="0"/>
+          <w:i w:val="0"/>
+          <w:sz w:val="20"/>
+        </w:rPr>
+        <w:t xml:space="preserve"> Tamponade is external compression of the chambers by pericardial fluid, which prevents filling, so the muscle and valves may be entirely normal while output collapses.</w:t>
+      </w:r>
+    </w:p>
+    <w:p>
+      <w:pPr>
+        <w:pStyle w:val="ListBullet"/>
+        <w:spacing w:after="40"/>
+      </w:pPr>
+      <w:r>
+        <w:rPr>
+          <w:b/>
+          <w:i w:val="0"/>
+          <w:sz w:val="20"/>
+        </w:rPr>
+        <w:t>Dilated cardiomyopathy.</w:t>
+      </w:r>
+      <w:r>
+        <w:rPr>
+          <w:b w:val="0"/>
+          <w:i w:val="0"/>
+          <w:sz w:val="20"/>
+        </w:rPr>
+        <w:t xml:space="preserve"> Associated factors are alcohol, genetics, pregnancy and a post-viral state.</w:t>
       </w:r>
     </w:p>
     <w:p>
@@ -10241,6 +10689,40 @@
     </w:p>
     <w:p>
       <w:pPr>
+        <w:spacing w:after="120"/>
+      </w:pPr>
+      <w:r>
+        <w:rPr>
+          <w:b w:val="0"/>
+          <w:i w:val="0"/>
+        </w:rPr>
+        <w:t>Also tested</w:t>
+      </w:r>
+    </w:p>
+    <w:p>
+      <w:pPr>
+        <w:pStyle w:val="ListBullet"/>
+        <w:spacing w:after="40"/>
+      </w:pPr>
+      <w:r>
+        <w:rPr>
+          <w:b/>
+          <w:i w:val="0"/>
+          <w:sz w:val="20"/>
+        </w:rPr>
+        <w:t>Capillary diameter.</w:t>
+      </w:r>
+      <w:r>
+        <w:rPr>
+          <w:b w:val="0"/>
+          <w:i w:val="0"/>
+          <w:sz w:val="20"/>
+        </w:rPr>
+        <w:t xml:space="preserve"> Equal to or even slightly smaller than a red blood cell, so red cells must deform to pass, bringing their membranes into close contact with the endothelium.</w:t>
+      </w:r>
+    </w:p>
+    <w:p>
+      <w:pPr>
         <w:pStyle w:val="Heading3"/>
         <w:spacing w:before="200" w:after="100"/>
       </w:pPr>
@@ -11481,6 +11963,40 @@
     </w:p>
     <w:p>
       <w:pPr>
+        <w:spacing w:after="120"/>
+      </w:pPr>
+      <w:r>
+        <w:rPr>
+          <w:b w:val="0"/>
+          <w:i w:val="0"/>
+        </w:rPr>
+        <w:t>Also tested</w:t>
+      </w:r>
+    </w:p>
+    <w:p>
+      <w:pPr>
+        <w:pStyle w:val="ListBullet"/>
+        <w:spacing w:after="40"/>
+      </w:pPr>
+      <w:r>
+        <w:rPr>
+          <w:b/>
+          <w:i w:val="0"/>
+          <w:sz w:val="20"/>
+        </w:rPr>
+        <w:t>Arteries.</w:t>
+      </w:r>
+      <w:r>
+        <w:rPr>
+          <w:b w:val="0"/>
+          <w:i w:val="0"/>
+          <w:sz w:val="20"/>
+        </w:rPr>
+        <w:t xml:space="preserve"> High pressure, strong walls, high flow velocity; veins, by contrast, are low pressure with thin walls and serve as the major reservoir of extra blood.</w:t>
+      </w:r>
+    </w:p>
+    <w:p>
+      <w:pPr>
         <w:pStyle w:val="Heading2"/>
         <w:spacing w:before="200" w:after="100"/>
       </w:pPr>
@@ -11772,6 +12288,84 @@
       <w:pPr>
         <w:spacing w:after="80"/>
       </w:pPr>
+    </w:p>
+    <w:p>
+      <w:pPr>
+        <w:spacing w:after="120"/>
+      </w:pPr>
+      <w:r>
+        <w:rPr>
+          <w:b w:val="0"/>
+          <w:i w:val="0"/>
+        </w:rPr>
+        <w:t>Also tested</w:t>
+      </w:r>
+    </w:p>
+    <w:p>
+      <w:pPr>
+        <w:pStyle w:val="ListBullet"/>
+        <w:spacing w:after="40"/>
+      </w:pPr>
+      <w:r>
+        <w:rPr>
+          <w:b/>
+          <w:i w:val="0"/>
+          <w:sz w:val="20"/>
+        </w:rPr>
+        <w:t>Endothelial repair and nitric oxide.</w:t>
+      </w:r>
+      <w:r>
+        <w:rPr>
+          <w:b w:val="0"/>
+          <w:i w:val="0"/>
+          <w:sz w:val="20"/>
+        </w:rPr>
+        <w:t xml:space="preserve"> Nitric oxide production decreases; because nitric oxide is a vasodilator and an inhibitor of platelet adhesion, losing it shifts the vessel toward constriction and thrombosis.</w:t>
+      </w:r>
+    </w:p>
+    <w:p>
+      <w:pPr>
+        <w:pStyle w:val="ListBullet"/>
+        <w:spacing w:after="40"/>
+      </w:pPr>
+      <w:r>
+        <w:rPr>
+          <w:b/>
+          <w:i w:val="0"/>
+          <w:sz w:val="20"/>
+        </w:rPr>
+        <w:t>Neointimal response.</w:t>
+      </w:r>
+      <w:r>
+        <w:rPr>
+          <w:b w:val="0"/>
+          <w:i w:val="0"/>
+          <w:sz w:val="20"/>
+        </w:rPr>
+        <w:t xml:space="preserve"> Platelet activation and leukocyte recruitment accompany it: a thrombus forms and the inflammatory cascade begins at the injury site.</w:t>
+      </w:r>
+    </w:p>
+    <w:p>
+      <w:pPr>
+        <w:pStyle w:val="ListBullet"/>
+        <w:spacing w:after="40"/>
+      </w:pPr>
+      <w:r>
+        <w:rPr>
+          <w:b/>
+          <w:i w:val="0"/>
+          <w:sz w:val="20"/>
+        </w:rPr>
+        <w:t>Nonthrombogenic endothelial surface.</w:t>
+      </w:r>
+      <w:r>
+        <w:rPr>
+          <w:b w:val="0"/>
+          <w:i w:val="0"/>
+          <w:sz w:val="20"/>
+        </w:rPr>
+        <w:t xml:space="preserve"> It keeps blood in a fluid state; this is an active property, and endothelial injury lets platelets adhere and a thrombus begin.</w:t>
+      </w:r>
     </w:p>
     <w:p>
       <w:pPr>
@@ -12804,6 +13398,40 @@
     </w:p>
     <w:p>
       <w:pPr>
+        <w:spacing w:after="120"/>
+      </w:pPr>
+      <w:r>
+        <w:rPr>
+          <w:b w:val="0"/>
+          <w:i w:val="0"/>
+        </w:rPr>
+        <w:t>Also tested</w:t>
+      </w:r>
+    </w:p>
+    <w:p>
+      <w:pPr>
+        <w:pStyle w:val="ListBullet"/>
+        <w:spacing w:after="40"/>
+      </w:pPr>
+      <w:r>
+        <w:rPr>
+          <w:b/>
+          <w:i w:val="0"/>
+          <w:sz w:val="20"/>
+        </w:rPr>
+        <w:t>Narrowing of a vessel lumen.</w:t>
+      </w:r>
+      <w:r>
+        <w:rPr>
+          <w:b w:val="0"/>
+          <w:i w:val="0"/>
+          <w:sz w:val="20"/>
+        </w:rPr>
+        <w:t xml:space="preserve"> Narrowing can arise progressively or precipitously. Atherosclerosis narrows progressively; thrombosis or embolism narrows precipitously. A gradual stenosis allows collateral supply to develop while a sudden one does not.</w:t>
+      </w:r>
+    </w:p>
+    <w:p>
+      <w:pPr>
         <w:pStyle w:val="Heading2"/>
         <w:spacing w:before="200" w:after="100"/>
       </w:pPr>
@@ -14794,6 +15422,40 @@
     </w:p>
     <w:p>
       <w:pPr>
+        <w:spacing w:after="120"/>
+      </w:pPr>
+      <w:r>
+        <w:rPr>
+          <w:b w:val="0"/>
+          <w:i w:val="0"/>
+        </w:rPr>
+        <w:t>Also tested</w:t>
+      </w:r>
+    </w:p>
+    <w:p>
+      <w:pPr>
+        <w:pStyle w:val="ListBullet"/>
+        <w:spacing w:after="40"/>
+      </w:pPr>
+      <w:r>
+        <w:rPr>
+          <w:b/>
+          <w:i w:val="0"/>
+          <w:sz w:val="20"/>
+        </w:rPr>
+        <w:t>End of the atherosclerotic sequence.</w:t>
+      </w:r>
+      <w:r>
+        <w:rPr>
+          <w:b w:val="0"/>
+          <w:i w:val="0"/>
+          <w:sz w:val="20"/>
+        </w:rPr>
+        <w:t xml:space="preserve"> The final two steps are lipid accumulation, then calcification, which involves matrix and necrotic debris.</w:t>
+      </w:r>
+    </w:p>
+    <w:p>
+      <w:pPr>
         <w:pStyle w:val="Heading2"/>
         <w:spacing w:before="200" w:after="100"/>
       </w:pPr>
@@ -15835,6 +16497,62 @@
       <w:pPr>
         <w:spacing w:after="80"/>
       </w:pPr>
+    </w:p>
+    <w:p>
+      <w:pPr>
+        <w:spacing w:after="120"/>
+      </w:pPr>
+      <w:r>
+        <w:rPr>
+          <w:b w:val="0"/>
+          <w:i w:val="0"/>
+        </w:rPr>
+        <w:t>Also tested</w:t>
+      </w:r>
+    </w:p>
+    <w:p>
+      <w:pPr>
+        <w:pStyle w:val="ListBullet"/>
+        <w:spacing w:after="40"/>
+      </w:pPr>
+      <w:r>
+        <w:rPr>
+          <w:b/>
+          <w:i w:val="0"/>
+          <w:sz w:val="20"/>
+        </w:rPr>
+        <w:t>Wall basis of aneurysm and dissection.</w:t>
+      </w:r>
+      <w:r>
+        <w:rPr>
+          <w:b w:val="0"/>
+          <w:i w:val="0"/>
+          <w:sz w:val="20"/>
+        </w:rPr>
+        <w:t xml:space="preserve"> Compromised wall connective tissue, in either structure or function, underlies both lesions, because arterial walls are constantly remodelling; histopathological change follows.</w:t>
+      </w:r>
+    </w:p>
+    <w:p>
+      <w:pPr>
+        <w:pStyle w:val="ListBullet"/>
+        <w:spacing w:after="40"/>
+      </w:pPr>
+      <w:r>
+        <w:rPr>
+          <w:b/>
+          <w:i w:val="0"/>
+          <w:sz w:val="20"/>
+        </w:rPr>
+        <w:t>Dissection.</w:t>
+      </w:r>
+      <w:r>
+        <w:rPr>
+          <w:b w:val="0"/>
+          <w:i w:val="0"/>
+          <w:sz w:val="20"/>
+        </w:rPr>
+        <w:t xml:space="preserve"> Blood enters a wall defect and tunnels through medial (or medial-adventitial) planes, so the wall is split into layers rather than merely dilated.</w:t>
+      </w:r>
     </w:p>
     <w:p>
       <w:pPr>

--- a/Clinical Pathophysiology I Exam 2/cp-exam-2-study-guide.docx
+++ b/Clinical Pathophysiology I Exam 2/cp-exam-2-study-guide.docx
@@ -5474,6 +5474,28 @@
           <w:sz w:val="20"/>
         </w:rPr>
         <w:t xml:space="preserve"> The area is pale within a day, then yellowish and soft with a red border, necrotic tissue is removed by one to two weeks, and a tough fibrous scar forms by six. The scar does not contract.</w:t>
+      </w:r>
+    </w:p>
+    <w:p>
+      <w:pPr>
+        <w:pStyle w:val="ListBullet"/>
+        <w:spacing w:after="40"/>
+      </w:pPr>
+      <w:r>
+        <w:rPr>
+          <w:b/>
+          <w:i w:val="0"/>
+          <w:sz w:val="20"/>
+        </w:rPr>
+        <w:t>Location of myocardial infarcts.</w:t>
+      </w:r>
+      <w:r>
+        <w:rPr>
+          <w:b w:val="0"/>
+          <w:i w:val="0"/>
+          <w:sz w:val="20"/>
+        </w:rPr>
+        <w:t xml:space="preserve"> Nearly all myocardial infarcts are in the left ventricular walls, and the left anterior descending is the artery most often responsible.</w:t>
       </w:r>
     </w:p>
     <w:p>

--- a/Clinical Pathophysiology I Exam 2/cp-exam-2-study-guide.docx
+++ b/Clinical Pathophysiology I Exam 2/cp-exam-2-study-guide.docx
@@ -1386,7 +1386,7 @@
           <w:b w:val="0"/>
           <w:i w:val="0"/>
         </w:rPr>
-        <w:t xml:space="preserve"> (slide 13) is the most common form of genetic hyperlipidemia. The defect is in the </w:t>
+        <w:t xml:space="preserve"> (slide 13) is a common single-gene form of genetic hyperlipidemia (too much fat in the blood), classically taught as the most common form. The defect is in the </w:t>
       </w:r>
       <w:r>
         <w:rPr>
@@ -2081,7 +2081,7 @@
         <w:rPr>
           <w:sz w:val="15"/>
         </w:rPr>
-        <w:t>Read top to bottom. (a) Initiation: atherogenic factors (low-density lipoprotein cholesterol, diabetes, hypertension, smoking) cause endothelial dysfunction; adhesion molecules (MCP-1, monocyte chemoattractant protein 1; VCAM, vascular cell adhesion molecule) recruit monocytes, and vascular smooth muscle cells activate. (b) Early lesion: foam cells form the fatty streak, and growth factors such as PDGF (platelet-derived growth factor) drive smooth muscle migration and proliferation. (c) Vulnerable plaque: a thin fibrous cap (smooth muscle cells dying by apoptosis), a lipid core full of foam cells, intense inflammation at the shoulder, and collagenases, elastases and stromelysins degrading the cap until it ruptures. Lecture 6 · Slide 19</w:t>
+        <w:t>Read top to bottom. (a) Initiation: atherogenic factors (low-density lipoprotein cholesterol, diabetes, hypertension, smoking) cause endothelial dysfunction; signals such as monocyte chemoattractant protein 1 (MCP-1, a chemical that attracts monocytes) and vascular cell adhesion molecule (VCAM, which lets monocytes stick to the lining) recruit monocytes, and vascular smooth muscle cells activate. (b) Early lesion: foam cells form the fatty streak, and growth factors such as PDGF (platelet-derived growth factor) drive smooth muscle migration and proliferation. (c) Vulnerable plaque: a thin fibrous cap (smooth muscle cells dying by apoptosis), a lipid core full of foam cells, intense inflammation at the shoulder, and collagenases, elastases and stromelysins degrading the cap until it ruptures. Lecture 6 · Slide 19</w:t>
       </w:r>
     </w:p>
     <w:p>
@@ -2578,14 +2578,14 @@
           <w:b/>
           <w:i w:val="0"/>
         </w:rPr>
-        <w:t>family history is the most important</w:t>
+        <w:t>family history is a strong risk factor</w:t>
       </w:r>
       <w:r>
         <w:rPr>
           <w:b w:val="0"/>
           <w:i w:val="0"/>
         </w:rPr>
-        <w:t xml:space="preserve"> of them (slide 24), and that C-reactive protein is now used in cardiovascular risk stratification. See section 7.7.</w:t>
+        <w:t>, classically taught as the most important of them (slide 24), and that C-reactive protein is now used in cardiovascular risk stratification. See section 7.7.</w:t>
       </w:r>
     </w:p>
     <w:p>
@@ -4292,7 +4292,7 @@
                 <w:i w:val="0"/>
                 <w:sz w:val="18"/>
               </w:rPr>
-              <w:t xml:space="preserve">Unpredictable; </w:t>
+              <w:t xml:space="preserve">Unpredictable; typically happens </w:t>
             </w:r>
             <w:r>
               <w:rPr>
@@ -4300,7 +4300,7 @@
                 <w:i w:val="0"/>
                 <w:sz w:val="18"/>
               </w:rPr>
-              <w:t>no relation to physical or emotional stress</w:t>
+              <w:t>at rest rather than with exertion</w:t>
             </w:r>
             <w:r>
               <w:rPr>
@@ -4308,7 +4308,7 @@
                 <w:i w:val="0"/>
                 <w:sz w:val="18"/>
               </w:rPr>
-              <w:t>, even though plaques are present</w:t>
+              <w:t xml:space="preserve"> (emotional stress, cold, cocaine or hyperventilation can still trigger it), even though plaques are present</w:t>
             </w:r>
           </w:p>
         </w:tc>
@@ -5216,7 +5216,7 @@
                 <w:i w:val="0"/>
                 <w:sz w:val="18"/>
               </w:rPr>
-              <w:t>6 hours</w:t>
+              <w:t>First several hours</w:t>
             </w:r>
           </w:p>
         </w:tc>
@@ -5239,7 +5239,7 @@
                 <w:i w:val="0"/>
                 <w:sz w:val="18"/>
               </w:rPr>
-              <w:t>Gross examination first becomes positive</w:t>
+              <w:t>Hard to see with the naked eye (the slide puts the first visible change at about 6 hours)</w:t>
             </w:r>
           </w:p>
         </w:tc>
@@ -5972,7 +5972,7 @@
                 <w:i w:val="0"/>
                 <w:sz w:val="18"/>
               </w:rPr>
-              <w:t>Primary causes</w:t>
+              <w:t>Important causes</w:t>
             </w:r>
           </w:p>
         </w:tc>
@@ -6038,11 +6038,19 @@
             </w:r>
             <w:r>
               <w:rPr>
+                <w:b w:val="0"/>
+                <w:i w:val="0"/>
+                <w:sz w:val="18"/>
+              </w:rPr>
+              <w:t xml:space="preserve">Important causes include </w:t>
+            </w:r>
+            <w:r>
+              <w:rPr>
                 <w:b/>
                 <w:i w:val="0"/>
                 <w:sz w:val="18"/>
               </w:rPr>
-              <w:t>Rheumatic heart disease</w:t>
+              <w:t>rheumatic heart disease</w:t>
             </w:r>
             <w:r>
               <w:rPr>
@@ -6050,7 +6058,7 @@
                 <w:i w:val="0"/>
                 <w:sz w:val="18"/>
               </w:rPr>
-              <w:t xml:space="preserve">; </w:t>
+              <w:t xml:space="preserve"> and </w:t>
             </w:r>
             <w:r>
               <w:rPr>
@@ -6059,6 +6067,14 @@
                 <w:sz w:val="18"/>
               </w:rPr>
               <w:t>infective endocarditis</w:t>
+            </w:r>
+            <w:r>
+              <w:rPr>
+                <w:b w:val="0"/>
+                <w:i w:val="0"/>
+                <w:sz w:val="18"/>
+              </w:rPr>
+              <w:t>, as well as degenerative valve changes and aortic root dilation</w:t>
             </w:r>
           </w:p>
         </w:tc>
@@ -6596,7 +6612,7 @@
                 <w:i w:val="0"/>
                 <w:sz w:val="18"/>
               </w:rPr>
-              <w:t>; rheumatic disease is uncommon and affects children and young adults. Obstruction to outflow during systole creates a left ventricular to aortic gradient</w:t>
+              <w:t>; rheumatic disease is an uncommon cause, and it usually shows up years after the original rheumatic fever. Obstruction to outflow during systole creates a left ventricular to aortic gradient</w:t>
             </w:r>
           </w:p>
         </w:tc>
@@ -6778,7 +6794,7 @@
                 <w:i w:val="0"/>
                 <w:sz w:val="18"/>
               </w:rPr>
-              <w:t xml:space="preserve">; </w:t>
+              <w:t xml:space="preserve">; the </w:t>
             </w:r>
             <w:r>
               <w:rPr>
@@ -6786,7 +6802,7 @@
                 <w:i w:val="0"/>
                 <w:sz w:val="18"/>
               </w:rPr>
-              <w:t>diastolic pressures fall</w:t>
+              <w:t>aortic diastolic pressure falls</w:t>
             </w:r>
             <w:r>
               <w:rPr>
@@ -6794,7 +6810,7 @@
                 <w:i w:val="0"/>
                 <w:sz w:val="18"/>
               </w:rPr>
-              <w:t>; high workload can lead to left-sided heart failure</w:t>
+              <w:t xml:space="preserve"> because blood leaks back into the ventricle; high workload can lead to left-sided heart failure</w:t>
             </w:r>
           </w:p>
         </w:tc>
@@ -7754,7 +7770,7 @@
                 <w:i w:val="0"/>
                 <w:sz w:val="18"/>
               </w:rPr>
-              <w:t xml:space="preserve">Etiologies include microbes, immune-related disease and physical agents; </w:t>
+              <w:t xml:space="preserve">Etiologies include microbes (most often viruses, classically </w:t>
             </w:r>
             <w:r>
               <w:rPr>
@@ -7766,19 +7782,11 @@
             </w:r>
             <w:r>
               <w:rPr>
-                <w:b/>
-                <w:i w:val="0"/>
-                <w:sz w:val="18"/>
-              </w:rPr>
-              <w:t xml:space="preserve"> is the most common cause in North America</w:t>
-            </w:r>
-            <w:r>
-              <w:rPr>
                 <w:b w:val="0"/>
                 <w:i w:val="0"/>
                 <w:sz w:val="18"/>
               </w:rPr>
-              <w:t>. Mechanism in section 6.14.</w:t>
+              <w:t>), immune-related disease and physical agents. The slide calls Coxsackievirus the most common cause in North America, but biopsy series now find other viruses about as often. Mechanism in section 6.14.</w:t>
             </w:r>
           </w:p>
         </w:tc>
@@ -8117,14 +8125,14 @@
           <w:b w:val="0"/>
           <w:i w:val="0"/>
         </w:rPr>
-        <w:t xml:space="preserve"> (slide 48); in aortic regurgitation </w:t>
+        <w:t xml:space="preserve"> (slide 48); in aortic regurgitation the </w:t>
       </w:r>
       <w:r>
         <w:rPr>
           <w:b/>
           <w:i w:val="0"/>
         </w:rPr>
-        <w:t>diastolic pressures fall</w:t>
+        <w:t>aortic diastolic pressure falls</w:t>
       </w:r>
       <w:r>
         <w:rPr>
@@ -8357,21 +8365,21 @@
           <w:b w:val="0"/>
           <w:i w:val="0"/>
         </w:rPr>
-        <w:t xml:space="preserve">, general </w:t>
+        <w:t xml:space="preserve">, sometimes </w:t>
       </w:r>
       <w:r>
         <w:rPr>
           <w:b/>
           <w:i w:val="0"/>
         </w:rPr>
-        <w:t>dilation of all four chambers</w:t>
+        <w:t>dilation of the chambers</w:t>
       </w:r>
       <w:r>
         <w:rPr>
           <w:b w:val="0"/>
           <w:i w:val="0"/>
         </w:rPr>
-        <w:t xml:space="preserve">, patchy or diffuse necrotic lesions, inflamed and edematous muscle with leukocyte infiltrates, and </w:t>
+        <w:t xml:space="preserve"> (the slide says all four; acute disease often has a normal-sized or only mildly dilated heart), patchy or diffuse necrotic lesions, inflamed and edematous muscle with leukocyte infiltrates, and </w:t>
       </w:r>
       <w:r>
         <w:rPr>
@@ -8913,7 +8921,7 @@
           <w:b w:val="0"/>
           <w:i w:val="0"/>
         </w:rPr>
-        <w:t>. Whatever the cause, fluid accumulates in the pericardial sac and the pericardial structures become painfully inflamed.</w:t>
+        <w:t>. Whatever the cause, fluid accumulates in the pericardial sac (the sac around the heart), and when the cause is inflammatory the pericardial structures can become painfully inflamed.</w:t>
       </w:r>
     </w:p>
     <w:tbl>
@@ -9254,7 +9262,7 @@
           <w:b w:val="0"/>
           <w:i w:val="0"/>
         </w:rPr>
-        <w:t xml:space="preserve">An effusion is by definition </w:t>
+        <w:t xml:space="preserve">An effusion is simply a collection of fluid; it is often </w:t>
       </w:r>
       <w:r>
         <w:rPr>
@@ -9268,7 +9276,7 @@
           <w:b w:val="0"/>
           <w:i w:val="0"/>
         </w:rPr>
-        <w:t xml:space="preserve"> fluid. </w:t>
+        <w:t xml:space="preserve">, watery fluid, but it can also be an inflammatory exudate when infection or inflammation is the cause. </w:t>
       </w:r>
       <w:r>
         <w:rPr>
@@ -9282,7 +9290,7 @@
           <w:b w:val="0"/>
           <w:i w:val="0"/>
         </w:rPr>
-        <w:t xml:space="preserve"> occurs when a large amount of pericardial fluid </w:t>
+        <w:t xml:space="preserve"> is what happens when pericardial fluid, especially if it collects quickly, </w:t>
       </w:r>
       <w:r>
         <w:rPr>
@@ -12893,21 +12901,21 @@
           <w:b w:val="0"/>
           <w:i w:val="0"/>
         </w:rPr>
-        <w:t xml:space="preserve">. Each vessel type has its own structure for its own physiologic needs, so disease has </w:t>
+        <w:t xml:space="preserve">. Each vessel type has its own structure for its own physiologic needs, so each size of artery tends to be tied to one </w:t>
       </w:r>
       <w:r>
         <w:rPr>
           <w:b/>
           <w:i w:val="0"/>
         </w:rPr>
-        <w:t>distinct anatomic distributions</w:t>
+        <w:t>typical pattern of disease</w:t>
       </w:r>
       <w:r>
         <w:rPr>
           <w:b w:val="0"/>
           <w:i w:val="0"/>
         </w:rPr>
-        <w:t xml:space="preserve"> (slide 17):</w:t>
+        <w:t xml:space="preserve"> (slide 17; the patterns overlap, for example atherosclerosis also affects the aorta):</w:t>
       </w:r>
     </w:p>
     <w:tbl>
@@ -13454,6 +13462,28 @@
     </w:p>
     <w:p>
       <w:pPr>
+        <w:pStyle w:val="ListBullet"/>
+        <w:spacing w:after="40"/>
+      </w:pPr>
+      <w:r>
+        <w:rPr>
+          <w:b/>
+          <w:i w:val="0"/>
+          <w:sz w:val="20"/>
+        </w:rPr>
+        <w:t>Four principal mechanisms of vascular disease.</w:t>
+      </w:r>
+      <w:r>
+        <w:rPr>
+          <w:b w:val="0"/>
+          <w:i w:val="0"/>
+          <w:sz w:val="20"/>
+        </w:rPr>
+        <w:t xml:space="preserve"> Weakening, narrowing, dilation and rupture. Narrowing itself can be progressive, as in atherosclerosis, or precipitous, as in thrombosis or embolism.</w:t>
+      </w:r>
+    </w:p>
+    <w:p>
+      <w:pPr>
         <w:pStyle w:val="Heading2"/>
         <w:spacing w:before="200" w:after="100"/>
       </w:pPr>
@@ -13580,7 +13610,7 @@
           <w:i w:val="0"/>
           <w:sz w:val="20"/>
         </w:rPr>
-        <w:t>. Water follows sodium: more sodium in the blood pulls in water, raising volume and so pressure — why chronic high sodium intake leads to hypertension.</w:t>
+        <w:t>. Water follows sodium: more sodium in the blood pulls in water, raising volume and so pressure — one reason chronic high sodium intake contributes to hypertension.</w:t>
       </w:r>
     </w:p>
     <w:p>
@@ -14671,7 +14701,7 @@
           <w:b w:val="0"/>
           <w:i w:val="0"/>
         </w:rPr>
-        <w:t>, and the cause of more morbidity and mortality in the Western world than any other disorder — about half of all deaths (slide 24). Risk comes from acquired, inherited, sex- and age-related factors:</w:t>
+        <w:t>, and the cause of more morbidity and mortality in the Western world than any other disorder — slide 24 says about half of all deaths, an older figure; cardiovascular disease accounts for roughly a third of deaths in the United States today. Risk comes from acquired, inherited, sex- and age-related factors:</w:t>
       </w:r>
     </w:p>
     <w:tbl>
@@ -15056,7 +15086,7 @@
                 <w:i w:val="0"/>
                 <w:sz w:val="18"/>
               </w:rPr>
-              <w:t>Family history is the most important risk factor</w:t>
+              <w:t>Family history is a strong risk factor</w:t>
             </w:r>
             <w:r>
               <w:rPr>
@@ -15064,7 +15094,7 @@
                 <w:i w:val="0"/>
                 <w:sz w:val="18"/>
               </w:rPr>
-              <w:t xml:space="preserve"> (on the slide)</w:t>
+              <w:t>, classically taught (on the slide) as the most important one</w:t>
             </w:r>
           </w:p>
         </w:tc>
@@ -18152,14 +18182,14 @@
           <w:b/>
           <w:i w:val="0"/>
         </w:rPr>
-        <w:t>blood flow turbulence</w:t>
+        <w:t>abnormal blood flow</w:t>
       </w:r>
       <w:r>
         <w:rPr>
           <w:b w:val="0"/>
           <w:i w:val="0"/>
         </w:rPr>
-        <w:t xml:space="preserve">, (3) </w:t>
+        <w:t xml:space="preserve">, meaning turbulence or stasis (pooling), (3) </w:t>
       </w:r>
       <w:r>
         <w:rPr>
@@ -18173,7 +18203,7 @@
           <w:b w:val="0"/>
           <w:i w:val="0"/>
         </w:rPr>
-        <w:t>. Triggers are multifactorial, with the three involved in varying degrees.</w:t>
+        <w:t xml:space="preserve"> (blood that clots too easily). The slide names turbulence; stasis, as in deep vein thrombosis, counts as well. Triggers are multifactorial, with the three involved in varying degrees.</w:t>
       </w:r>
     </w:p>
     <w:p>

--- a/Clinical Pathophysiology I Exam 2/cp-exam-2-study-guide.docx
+++ b/Clinical Pathophysiology I Exam 2/cp-exam-2-study-guide.docx
@@ -1379,42 +1379,14 @@
           <w:b/>
           <w:i w:val="0"/>
         </w:rPr>
-        <w:t>Familial hypercholesterolemia</w:t>
+        <w:t>Very low density lipoprotein versus low density lipoprotein.</w:t>
       </w:r>
       <w:r>
         <w:rPr>
           <w:b w:val="0"/>
           <w:i w:val="0"/>
         </w:rPr>
-        <w:t xml:space="preserve"> (slide 13) is a common single-gene form of genetic hyperlipidemia (too much fat in the blood), classically taught as the most common form. The defect is in the </w:t>
-      </w:r>
-      <w:r>
-        <w:rPr>
-          <w:b/>
-          <w:i w:val="0"/>
-        </w:rPr>
-        <w:t>low-density lipoprotein receptor on liver cells</w:t>
-      </w:r>
-      <w:r>
-        <w:rPr>
-          <w:b w:val="0"/>
-          <w:i w:val="0"/>
-        </w:rPr>
-        <w:t xml:space="preserve">, so the liver cannot remove cholesterol from the bloodstream. </w:t>
-      </w:r>
-      <w:r>
-        <w:rPr>
-          <w:b/>
-          <w:i w:val="0"/>
-        </w:rPr>
-        <w:t>High-fat diets</w:t>
-      </w:r>
-      <w:r>
-        <w:rPr>
-          <w:b w:val="0"/>
-          <w:i w:val="0"/>
-        </w:rPr>
-        <w:t xml:space="preserve"> are the acquired counterpart listed on the same slide.</w:t>
+        <w:t xml:space="preserve"> Very low density lipoprotein is high in triglycerides rather than cholesterol. Both raise risk, so the distinction is what each is carrying.</w:t>
       </w:r>
     </w:p>
     <w:p>
@@ -1423,24 +1395,45 @@
       </w:pPr>
       <w:r>
         <w:rPr>
+          <w:b/>
+          <w:i w:val="0"/>
+        </w:rPr>
+        <w:t>Familial hypercholesterolemia</w:t>
+      </w:r>
+      <w:r>
+        <w:rPr>
           <w:b w:val="0"/>
           <w:i w:val="0"/>
         </w:rPr>
-        <w:t xml:space="preserve">Lecture 7 adds a fourth name: </w:t>
+        <w:t xml:space="preserve"> (slide 13) is a common single-gene form of genetic hyperlipidemia (too much fat in the blood), classically taught as the most common form. The defect is in the </w:t>
       </w:r>
       <w:r>
         <w:rPr>
           <w:b/>
           <w:i w:val="0"/>
         </w:rPr>
-        <w:t>lipoprotein(a)</w:t>
+        <w:t>low-density lipoprotein receptor on liver cells</w:t>
       </w:r>
       <w:r>
         <w:rPr>
           <w:b w:val="0"/>
           <w:i w:val="0"/>
         </w:rPr>
-        <w:t>, an altered form of low-density lipoprotein linked to coronary and cerebrovascular disease, whose risk is independent of total cholesterol (section 7.7).</w:t>
+        <w:t xml:space="preserve">, so the liver cannot remove cholesterol from the bloodstream. </w:t>
+      </w:r>
+      <w:r>
+        <w:rPr>
+          <w:b/>
+          <w:i w:val="0"/>
+        </w:rPr>
+        <w:t>High-fat diets</w:t>
+      </w:r>
+      <w:r>
+        <w:rPr>
+          <w:b w:val="0"/>
+          <w:i w:val="0"/>
+        </w:rPr>
+        <w:t xml:space="preserve"> are the acquired counterpart listed on the same slide.</w:t>
       </w:r>
     </w:p>
     <w:p>
@@ -1452,29 +1445,21 @@
           <w:b w:val="0"/>
           <w:i w:val="0"/>
         </w:rPr>
-        <w:t>Also tested</w:t>
-      </w:r>
-    </w:p>
-    <w:p>
-      <w:pPr>
-        <w:pStyle w:val="ListBullet"/>
-        <w:spacing w:after="40"/>
-      </w:pPr>
+        <w:t xml:space="preserve">Lecture 7 adds a fourth name: </w:t>
+      </w:r>
       <w:r>
         <w:rPr>
           <w:b/>
           <w:i w:val="0"/>
-          <w:sz w:val="20"/>
-        </w:rPr>
-        <w:t>Very low density lipoprotein versus low density lipoprotein.</w:t>
+        </w:rPr>
+        <w:t>lipoprotein(a)</w:t>
       </w:r>
       <w:r>
         <w:rPr>
           <w:b w:val="0"/>
           <w:i w:val="0"/>
-          <w:sz w:val="20"/>
-        </w:rPr>
-        <w:t xml:space="preserve"> Very low density lipoprotein is high in triglycerides rather than cholesterol. Both raise risk, so the distinction is what each is carrying.</w:t>
+        </w:rPr>
+        <w:t>, an altered form of low-density lipoprotein linked to coronary and cerebrovascular disease, whose risk is independent of total cholesterol (section 7.7).</w:t>
       </w:r>
     </w:p>
     <w:p>
@@ -2433,6 +2418,25 @@
         <w:spacing w:after="80"/>
       </w:pPr>
     </w:p>
+    <w:p>
+      <w:pPr>
+        <w:spacing w:after="120"/>
+      </w:pPr>
+      <w:r>
+        <w:rPr>
+          <w:b/>
+          <w:i w:val="0"/>
+        </w:rPr>
+        <w:t>Uncommon causes of coronary heart disease.</w:t>
+      </w:r>
+      <w:r>
+        <w:rPr>
+          <w:b w:val="0"/>
+          <w:i w:val="0"/>
+        </w:rPr>
+        <w:t xml:space="preserve"> Reduced oxygen content of the blood, and poor perfusion: the vessel may be open, but the blood carries too little oxygen or arrives at too low a pressure.</w:t>
+      </w:r>
+    </w:p>
     <w:tbl>
       <w:tblPr>
         <w:tblStyle w:val="TableGrid"/>
@@ -2590,40 +2594,6 @@
     </w:p>
     <w:p>
       <w:pPr>
-        <w:spacing w:after="120"/>
-      </w:pPr>
-      <w:r>
-        <w:rPr>
-          <w:b w:val="0"/>
-          <w:i w:val="0"/>
-        </w:rPr>
-        <w:t>Also tested</w:t>
-      </w:r>
-    </w:p>
-    <w:p>
-      <w:pPr>
-        <w:pStyle w:val="ListBullet"/>
-        <w:spacing w:after="40"/>
-      </w:pPr>
-      <w:r>
-        <w:rPr>
-          <w:b/>
-          <w:i w:val="0"/>
-          <w:sz w:val="20"/>
-        </w:rPr>
-        <w:t>Uncommon causes of coronary heart disease.</w:t>
-      </w:r>
-      <w:r>
-        <w:rPr>
-          <w:b w:val="0"/>
-          <w:i w:val="0"/>
-          <w:sz w:val="20"/>
-        </w:rPr>
-        <w:t xml:space="preserve"> Reduced oxygen content of the blood, and poor perfusion: the vessel may be open, but the blood carries too little oxygen or arrives at too low a pressure.</w:t>
-      </w:r>
-    </w:p>
-    <w:p>
-      <w:pPr>
         <w:pStyle w:val="Heading2"/>
         <w:spacing w:before="200" w:after="100"/>
       </w:pPr>
@@ -2939,6 +2909,44 @@
           <w:sz w:val="20"/>
         </w:rPr>
         <w:t>.</w:t>
+      </w:r>
+    </w:p>
+    <w:p>
+      <w:pPr>
+        <w:spacing w:after="120"/>
+      </w:pPr>
+      <w:r>
+        <w:rPr>
+          <w:b/>
+          <w:i w:val="0"/>
+        </w:rPr>
+        <w:t>Injured endothelium.</w:t>
+      </w:r>
+      <w:r>
+        <w:rPr>
+          <w:b w:val="0"/>
+          <w:i w:val="0"/>
+        </w:rPr>
+        <w:t xml:space="preserve"> Once it becomes more permeable, leukocytes are recruited and low density lipoprotein leaks through to be oxidized.</w:t>
+      </w:r>
+    </w:p>
+    <w:p>
+      <w:pPr>
+        <w:spacing w:after="120"/>
+      </w:pPr>
+      <w:r>
+        <w:rPr>
+          <w:b/>
+          <w:i w:val="0"/>
+        </w:rPr>
+        <w:t>Compromised flow in coronary plaques.</w:t>
+      </w:r>
+      <w:r>
+        <w:rPr>
+          <w:b w:val="0"/>
+          <w:i w:val="0"/>
+        </w:rPr>
+        <w:t xml:space="preserve"> Blood flow is described as compromised at seventy-five percent occlusion; it takes a great deal of narrowing before flow suffers, so plaques grow silently for years.</w:t>
       </w:r>
     </w:p>
     <w:p>
@@ -2994,62 +3002,6 @@
     </w:p>
     <w:p>
       <w:pPr>
-        <w:spacing w:after="120"/>
-      </w:pPr>
-      <w:r>
-        <w:rPr>
-          <w:b w:val="0"/>
-          <w:i w:val="0"/>
-        </w:rPr>
-        <w:t>Also tested</w:t>
-      </w:r>
-    </w:p>
-    <w:p>
-      <w:pPr>
-        <w:pStyle w:val="ListBullet"/>
-        <w:spacing w:after="40"/>
-      </w:pPr>
-      <w:r>
-        <w:rPr>
-          <w:b/>
-          <w:i w:val="0"/>
-          <w:sz w:val="20"/>
-        </w:rPr>
-        <w:t>Compromised flow in coronary plaques.</w:t>
-      </w:r>
-      <w:r>
-        <w:rPr>
-          <w:b w:val="0"/>
-          <w:i w:val="0"/>
-          <w:sz w:val="20"/>
-        </w:rPr>
-        <w:t xml:space="preserve"> Blood flow is described as compromised at seventy-five percent occlusion; it takes a great deal of narrowing before flow suffers, so plaques grow silently for years.</w:t>
-      </w:r>
-    </w:p>
-    <w:p>
-      <w:pPr>
-        <w:pStyle w:val="ListBullet"/>
-        <w:spacing w:after="40"/>
-      </w:pPr>
-      <w:r>
-        <w:rPr>
-          <w:b/>
-          <w:i w:val="0"/>
-          <w:sz w:val="20"/>
-        </w:rPr>
-        <w:t>Injured endothelium.</w:t>
-      </w:r>
-      <w:r>
-        <w:rPr>
-          <w:b w:val="0"/>
-          <w:i w:val="0"/>
-          <w:sz w:val="20"/>
-        </w:rPr>
-        <w:t xml:space="preserve"> Once it becomes more permeable, leukocytes are recruited and low density lipoprotein leaks through to be oxidized.</w:t>
-      </w:r>
-    </w:p>
-    <w:p>
-      <w:pPr>
         <w:pStyle w:val="Heading3"/>
         <w:spacing w:before="200" w:after="100"/>
       </w:pPr>
@@ -3622,6 +3574,25 @@
     </w:p>
     <w:p>
       <w:pPr>
+        <w:spacing w:after="120"/>
+      </w:pPr>
+      <w:r>
+        <w:rPr>
+          <w:b/>
+          <w:i w:val="0"/>
+        </w:rPr>
+        <w:t>Reduced oxygen supply to cardiac cells.</w:t>
+      </w:r>
+      <w:r>
+        <w:rPr>
+          <w:b w:val="0"/>
+          <w:i w:val="0"/>
+        </w:rPr>
+        <w:t xml:space="preserve"> The immediate metabolic consequence is that the formation of adenosine triphosphate falls.</w:t>
+      </w:r>
+    </w:p>
+    <w:p>
+      <w:pPr>
         <w:pStyle w:val="ListBullet"/>
         <w:spacing w:after="40"/>
       </w:pPr>
@@ -3648,6 +3619,28 @@
           <w:sz w:val="20"/>
         </w:rPr>
         <w:t xml:space="preserve"> to keep the muscle perfused (slide 31) — one reason a slow occlusion can be tolerated and a sudden one cannot.</w:t>
+      </w:r>
+    </w:p>
+    <w:p>
+      <w:pPr>
+        <w:pStyle w:val="ListBullet"/>
+        <w:spacing w:after="40"/>
+      </w:pPr>
+      <w:r>
+        <w:rPr>
+          <w:b/>
+          <w:i w:val="0"/>
+          <w:sz w:val="20"/>
+        </w:rPr>
+        <w:t>Slowly progressive plaque formation.</w:t>
+      </w:r>
+      <w:r>
+        <w:rPr>
+          <w:b w:val="0"/>
+          <w:i w:val="0"/>
+          <w:sz w:val="20"/>
+        </w:rPr>
+        <w:t xml:space="preserve"> Collateral circulation develops over the years the plaque is growing, so the heart tolerates more narrowing; abrupt occlusion in a previously healthy vessel can do more damage than a severe chronic stenosis.</w:t>
       </w:r>
     </w:p>
     <w:p>
@@ -3749,62 +3742,6 @@
     </w:p>
     <w:p>
       <w:pPr>
-        <w:spacing w:after="120"/>
-      </w:pPr>
-      <w:r>
-        <w:rPr>
-          <w:b w:val="0"/>
-          <w:i w:val="0"/>
-        </w:rPr>
-        <w:t>Also tested</w:t>
-      </w:r>
-    </w:p>
-    <w:p>
-      <w:pPr>
-        <w:pStyle w:val="ListBullet"/>
-        <w:spacing w:after="40"/>
-      </w:pPr>
-      <w:r>
-        <w:rPr>
-          <w:b/>
-          <w:i w:val="0"/>
-          <w:sz w:val="20"/>
-        </w:rPr>
-        <w:t>Slowly progressive plaque formation.</w:t>
-      </w:r>
-      <w:r>
-        <w:rPr>
-          <w:b w:val="0"/>
-          <w:i w:val="0"/>
-          <w:sz w:val="20"/>
-        </w:rPr>
-        <w:t xml:space="preserve"> Collateral circulation develops over the years the plaque is growing, so the heart tolerates more narrowing; abrupt occlusion in a previously healthy vessel can do more damage than a severe chronic stenosis.</w:t>
-      </w:r>
-    </w:p>
-    <w:p>
-      <w:pPr>
-        <w:pStyle w:val="ListBullet"/>
-        <w:spacing w:after="40"/>
-      </w:pPr>
-      <w:r>
-        <w:rPr>
-          <w:b/>
-          <w:i w:val="0"/>
-          <w:sz w:val="20"/>
-        </w:rPr>
-        <w:t>Reduced oxygen supply to cardiac cells.</w:t>
-      </w:r>
-      <w:r>
-        <w:rPr>
-          <w:b w:val="0"/>
-          <w:i w:val="0"/>
-          <w:sz w:val="20"/>
-        </w:rPr>
-        <w:t xml:space="preserve"> The immediate metabolic consequence is that the formation of adenosine triphosphate falls.</w:t>
-      </w:r>
-    </w:p>
-    <w:p>
-      <w:pPr>
         <w:pStyle w:val="Heading2"/>
         <w:spacing w:before="200" w:after="100"/>
       </w:pPr>
@@ -5118,6 +5055,25 @@
           <w:b/>
           <w:i w:val="0"/>
         </w:rPr>
+        <w:t>Location of myocardial infarcts.</w:t>
+      </w:r>
+      <w:r>
+        <w:rPr>
+          <w:b w:val="0"/>
+          <w:i w:val="0"/>
+        </w:rPr>
+        <w:t xml:space="preserve"> Nearly all myocardial infarcts are in the left ventricular walls, and the left anterior descending is the artery most often responsible.</w:t>
+      </w:r>
+    </w:p>
+    <w:p>
+      <w:pPr>
+        <w:spacing w:after="120"/>
+      </w:pPr>
+      <w:r>
+        <w:rPr>
+          <w:b/>
+          <w:i w:val="0"/>
+        </w:rPr>
         <w:t>How the infarcted area changes (slide 40):</w:t>
       </w:r>
     </w:p>
@@ -5448,54 +5404,17 @@
       </w:pPr>
       <w:r>
         <w:rPr>
+          <w:b/>
+          <w:i w:val="0"/>
+        </w:rPr>
+        <w:t>Evolution of an infarct.</w:t>
+      </w:r>
+      <w:r>
+        <w:rPr>
           <w:b w:val="0"/>
           <w:i w:val="0"/>
         </w:rPr>
-        <w:t>Also tested</w:t>
-      </w:r>
-    </w:p>
-    <w:p>
-      <w:pPr>
-        <w:pStyle w:val="ListBullet"/>
-        <w:spacing w:after="40"/>
-      </w:pPr>
-      <w:r>
-        <w:rPr>
-          <w:b/>
-          <w:i w:val="0"/>
-          <w:sz w:val="20"/>
-        </w:rPr>
-        <w:t>Evolution of an infarct.</w:t>
-      </w:r>
-      <w:r>
-        <w:rPr>
-          <w:b w:val="0"/>
-          <w:i w:val="0"/>
-          <w:sz w:val="20"/>
-        </w:rPr>
         <w:t xml:space="preserve"> The area is pale within a day, then yellowish and soft with a red border, necrotic tissue is removed by one to two weeks, and a tough fibrous scar forms by six. The scar does not contract.</w:t>
-      </w:r>
-    </w:p>
-    <w:p>
-      <w:pPr>
-        <w:pStyle w:val="ListBullet"/>
-        <w:spacing w:after="40"/>
-      </w:pPr>
-      <w:r>
-        <w:rPr>
-          <w:b/>
-          <w:i w:val="0"/>
-          <w:sz w:val="20"/>
-        </w:rPr>
-        <w:t>Location of myocardial infarcts.</w:t>
-      </w:r>
-      <w:r>
-        <w:rPr>
-          <w:b w:val="0"/>
-          <w:i w:val="0"/>
-          <w:sz w:val="20"/>
-        </w:rPr>
-        <w:t xml:space="preserve"> Nearly all myocardial infarcts are in the left ventricular walls, and the left anterior descending is the artery most often responsible.</w:t>
       </w:r>
     </w:p>
     <w:p>
@@ -6085,6 +6004,44 @@
         <w:spacing w:after="80"/>
       </w:pPr>
     </w:p>
+    <w:p>
+      <w:pPr>
+        <w:spacing w:after="120"/>
+      </w:pPr>
+      <w:r>
+        <w:rPr>
+          <w:b/>
+          <w:i w:val="0"/>
+        </w:rPr>
+        <w:t>Hemodynamic threshold of stenosis.</w:t>
+      </w:r>
+      <w:r>
+        <w:rPr>
+          <w:b w:val="0"/>
+          <w:i w:val="0"/>
+        </w:rPr>
+        <w:t xml:space="preserve"> Stenosis begins to affect hemodynamics at about fifty percent closure, a lower threshold than the seventy-five percent that compromises coronary flow.</w:t>
+      </w:r>
+    </w:p>
+    <w:p>
+      <w:pPr>
+        <w:spacing w:after="120"/>
+      </w:pPr>
+      <w:r>
+        <w:rPr>
+          <w:b/>
+          <w:i w:val="0"/>
+        </w:rPr>
+        <w:t>Slowly progressive stenosis.</w:t>
+      </w:r>
+      <w:r>
+        <w:rPr>
+          <w:b w:val="0"/>
+          <w:i w:val="0"/>
+        </w:rPr>
+        <w:t xml:space="preserve"> The heart compensates well because it hypertrophies its myocardial cells as the gradient develops, so such valves can be severely narrowed before anything is noticed.</w:t>
+      </w:r>
+    </w:p>
     <w:tbl>
       <w:tblPr>
         <w:tblStyle w:val="TableGrid"/>
@@ -6820,6 +6777,82 @@
       <w:pPr>
         <w:spacing w:after="80"/>
       </w:pPr>
+    </w:p>
+    <w:p>
+      <w:pPr>
+        <w:spacing w:after="120"/>
+      </w:pPr>
+      <w:r>
+        <w:rPr>
+          <w:b/>
+          <w:i w:val="0"/>
+        </w:rPr>
+        <w:t>Atrial fibrillation in mitral stenosis.</w:t>
+      </w:r>
+      <w:r>
+        <w:rPr>
+          <w:b w:val="0"/>
+          <w:i w:val="0"/>
+        </w:rPr>
+        <w:t xml:space="preserve"> The atrium enlarges as its volume rises, and the enlarged fibrillating atrium then predisposes to clot within it.</w:t>
+      </w:r>
+    </w:p>
+    <w:p>
+      <w:pPr>
+        <w:spacing w:after="120"/>
+      </w:pPr>
+      <w:r>
+        <w:rPr>
+          <w:b/>
+          <w:i w:val="0"/>
+        </w:rPr>
+        <w:t>Mitral stenosis and stroke volume.</w:t>
+      </w:r>
+      <w:r>
+        <w:rPr>
+          <w:b w:val="0"/>
+          <w:i w:val="0"/>
+        </w:rPr>
+        <w:t xml:space="preserve"> Left ventricular stroke volume decreases; the ventricle is not diseased, it is simply not being filled, so the problem is upstream of it.</w:t>
+      </w:r>
+    </w:p>
+    <w:p>
+      <w:pPr>
+        <w:spacing w:after="120"/>
+      </w:pPr>
+      <w:r>
+        <w:rPr>
+          <w:b/>
+          <w:i w:val="0"/>
+        </w:rPr>
+        <w:t>Afterload in mitral regurgitation.</w:t>
+      </w:r>
+      <w:r>
+        <w:rPr>
+          <w:b w:val="0"/>
+          <w:i w:val="0"/>
+        </w:rPr>
+        <w:t xml:space="preserve"> High afterload increases the amount of blood regurgitated: the ventricle takes the path of least resistance, so the harder it is to eject forwards, the more goes backwards.</w:t>
+      </w:r>
+    </w:p>
+    <w:p>
+      <w:pPr>
+        <w:spacing w:after="120"/>
+      </w:pPr>
+      <w:r>
+        <w:rPr>
+          <w:b/>
+          <w:i w:val="0"/>
+        </w:rPr>
+        <w:t>Aortic stenosis.</w:t>
+      </w:r>
+      <w:r>
+        <w:rPr>
+          <w:b w:val="0"/>
+          <w:i w:val="0"/>
+        </w:rPr>
+        <w:t xml:space="preserve"> It predisposes to ischemia and angina because hypertrophy and high ventricular pressures raise demand beyond what supply can meet; angina can arise with entirely normal coronary arteries.</w:t>
+      </w:r>
     </w:p>
     <w:p>
       <w:pPr>
@@ -7041,150 +7074,6 @@
     </w:p>
     <w:p>
       <w:pPr>
-        <w:spacing w:after="120"/>
-      </w:pPr>
-      <w:r>
-        <w:rPr>
-          <w:b w:val="0"/>
-          <w:i w:val="0"/>
-        </w:rPr>
-        <w:t>Also tested</w:t>
-      </w:r>
-    </w:p>
-    <w:p>
-      <w:pPr>
-        <w:pStyle w:val="ListBullet"/>
-        <w:spacing w:after="40"/>
-      </w:pPr>
-      <w:r>
-        <w:rPr>
-          <w:b/>
-          <w:i w:val="0"/>
-          <w:sz w:val="20"/>
-        </w:rPr>
-        <w:t>Mitral stenosis and stroke volume.</w:t>
-      </w:r>
-      <w:r>
-        <w:rPr>
-          <w:b w:val="0"/>
-          <w:i w:val="0"/>
-          <w:sz w:val="20"/>
-        </w:rPr>
-        <w:t xml:space="preserve"> Left ventricular stroke volume decreases; the ventricle is not diseased, it is simply not being filled, so the problem is upstream of it.</w:t>
-      </w:r>
-    </w:p>
-    <w:p>
-      <w:pPr>
-        <w:pStyle w:val="ListBullet"/>
-        <w:spacing w:after="40"/>
-      </w:pPr>
-      <w:r>
-        <w:rPr>
-          <w:b/>
-          <w:i w:val="0"/>
-          <w:sz w:val="20"/>
-        </w:rPr>
-        <w:t>Hemodynamic threshold of stenosis.</w:t>
-      </w:r>
-      <w:r>
-        <w:rPr>
-          <w:b w:val="0"/>
-          <w:i w:val="0"/>
-          <w:sz w:val="20"/>
-        </w:rPr>
-        <w:t xml:space="preserve"> Stenosis begins to affect hemodynamics at about fifty percent closure, a lower threshold than the seventy-five percent that compromises coronary flow.</w:t>
-      </w:r>
-    </w:p>
-    <w:p>
-      <w:pPr>
-        <w:pStyle w:val="ListBullet"/>
-        <w:spacing w:after="40"/>
-      </w:pPr>
-      <w:r>
-        <w:rPr>
-          <w:b/>
-          <w:i w:val="0"/>
-          <w:sz w:val="20"/>
-        </w:rPr>
-        <w:t>Afterload in mitral regurgitation.</w:t>
-      </w:r>
-      <w:r>
-        <w:rPr>
-          <w:b w:val="0"/>
-          <w:i w:val="0"/>
-          <w:sz w:val="20"/>
-        </w:rPr>
-        <w:t xml:space="preserve"> High afterload increases the amount of blood regurgitated: the ventricle takes the path of least resistance, so the harder it is to eject forwards, the more goes backwards.</w:t>
-      </w:r>
-    </w:p>
-    <w:p>
-      <w:pPr>
-        <w:pStyle w:val="ListBullet"/>
-        <w:spacing w:after="40"/>
-      </w:pPr>
-      <w:r>
-        <w:rPr>
-          <w:b/>
-          <w:i w:val="0"/>
-          <w:sz w:val="20"/>
-        </w:rPr>
-        <w:t>Atrial fibrillation in mitral stenosis.</w:t>
-      </w:r>
-      <w:r>
-        <w:rPr>
-          <w:b w:val="0"/>
-          <w:i w:val="0"/>
-          <w:sz w:val="20"/>
-        </w:rPr>
-        <w:t xml:space="preserve"> The atrium enlarges as its volume rises, and the enlarged fibrillating atrium then predisposes to clot within it.</w:t>
-      </w:r>
-    </w:p>
-    <w:p>
-      <w:pPr>
-        <w:pStyle w:val="ListBullet"/>
-        <w:spacing w:after="40"/>
-      </w:pPr>
-      <w:r>
-        <w:rPr>
-          <w:b/>
-          <w:i w:val="0"/>
-          <w:sz w:val="20"/>
-        </w:rPr>
-        <w:t>Slowly progressive stenosis.</w:t>
-      </w:r>
-      <w:r>
-        <w:rPr>
-          <w:b w:val="0"/>
-          <w:i w:val="0"/>
-          <w:sz w:val="20"/>
-        </w:rPr>
-        <w:t xml:space="preserve"> The heart compensates well because it hypertrophies its myocardial cells as the gradient develops, so such valves can be severely narrowed before anything is noticed.</w:t>
-      </w:r>
-    </w:p>
-    <w:p>
-      <w:pPr>
-        <w:pStyle w:val="ListBullet"/>
-        <w:spacing w:after="40"/>
-      </w:pPr>
-      <w:r>
-        <w:rPr>
-          <w:b/>
-          <w:i w:val="0"/>
-          <w:sz w:val="20"/>
-        </w:rPr>
-        <w:t>Aortic stenosis.</w:t>
-      </w:r>
-      <w:r>
-        <w:rPr>
-          <w:b w:val="0"/>
-          <w:i w:val="0"/>
-          <w:sz w:val="20"/>
-        </w:rPr>
-        <w:t xml:space="preserve"> It predisposes to ischemia and angina because hypertrophy and high ventricular pressures raise demand beyond what supply can meet; angina can arise with entirely normal coronary arteries.</w:t>
-      </w:r>
-    </w:p>
-    <w:p>
-      <w:pPr>
         <w:pStyle w:val="Heading2"/>
         <w:spacing w:before="200" w:after="100"/>
       </w:pPr>
@@ -7869,6 +7758,25 @@
         <w:spacing w:after="80"/>
       </w:pPr>
     </w:p>
+    <w:p>
+      <w:pPr>
+        <w:spacing w:after="120"/>
+      </w:pPr>
+      <w:r>
+        <w:rPr>
+          <w:b/>
+          <w:i w:val="0"/>
+        </w:rPr>
+        <w:t>Vegetation.</w:t>
+      </w:r>
+      <w:r>
+        <w:rPr>
+          <w:b w:val="0"/>
+          <w:i w:val="0"/>
+        </w:rPr>
+        <w:t xml:space="preserve"> Microorganisms enmeshed in fibrin deposits; as they enlarge they interfere with valve function and predispose to embolism.</w:t>
+      </w:r>
+    </w:p>
     <w:tbl>
       <w:tblPr>
         <w:tblW w:type="auto" w:w="0"/>
@@ -7989,6 +7897,19 @@
     </w:p>
     <w:p>
       <w:pPr>
+        <w:pStyle w:val="Heading2"/>
+        <w:spacing w:before="200" w:after="100"/>
+      </w:pPr>
+      <w:r>
+        <w:rPr>
+          <w:rFonts w:ascii="Georgia" w:hAnsi="Georgia"/>
+          <w:color w:val="6E1F2F"/>
+        </w:rPr>
+        <w:t>6.12 · Objective m — Blood pressure regulation</w:t>
+      </w:r>
+    </w:p>
+    <w:p>
+      <w:pPr>
         <w:spacing w:after="120"/>
       </w:pPr>
       <w:r>
@@ -7996,7 +7917,135 @@
           <w:b w:val="0"/>
           <w:i w:val="0"/>
         </w:rPr>
-        <w:t>Also tested</w:t>
+        <w:t xml:space="preserve">No slide in the Cardiac deck teaches this objective. </w:t>
+      </w:r>
+      <w:r>
+        <w:rPr>
+          <w:b/>
+          <w:i w:val="0"/>
+        </w:rPr>
+        <w:t>Lecture 7 does</w:t>
+      </w:r>
+      <w:r>
+        <w:rPr>
+          <w:b w:val="0"/>
+          <w:i w:val="0"/>
+        </w:rPr>
+        <w:t xml:space="preserve">, on slides 19–21: blood pressure is set by </w:t>
+      </w:r>
+      <w:r>
+        <w:rPr>
+          <w:b/>
+          <w:i w:val="0"/>
+        </w:rPr>
+        <w:t>cardiac output and vascular resistance</w:t>
+      </w:r>
+      <w:r>
+        <w:rPr>
+          <w:b w:val="0"/>
+          <w:i w:val="0"/>
+        </w:rPr>
+        <w:t xml:space="preserve">, resistance is regulated at the arterioles, and a fall in pressure triggers the renin–angiotensin–aldosterone response. The full treatment is in </w:t>
+      </w:r>
+      <w:r>
+        <w:rPr>
+          <w:b w:val="0"/>
+          <w:i w:val="0"/>
+        </w:rPr>
+        <w:t>section 7.5</w:t>
+      </w:r>
+      <w:r>
+        <w:rPr>
+          <w:b w:val="0"/>
+          <w:i w:val="0"/>
+        </w:rPr>
+        <w:t>.</w:t>
+      </w:r>
+    </w:p>
+    <w:p>
+      <w:pPr>
+        <w:spacing w:after="120"/>
+      </w:pPr>
+      <w:r>
+        <w:rPr>
+          <w:b w:val="0"/>
+          <w:i w:val="0"/>
+        </w:rPr>
+        <w:t xml:space="preserve">Where pressure appears in this deck, it is as </w:t>
+      </w:r>
+      <w:r>
+        <w:rPr>
+          <w:b/>
+          <w:i w:val="0"/>
+        </w:rPr>
+        <w:t>load on the heart</w:t>
+      </w:r>
+      <w:r>
+        <w:rPr>
+          <w:b w:val="0"/>
+          <w:i w:val="0"/>
+        </w:rPr>
+        <w:t xml:space="preserve">: afterload is one of the four determinants of oxygen demand (slide 31); a </w:t>
+      </w:r>
+      <w:r>
+        <w:rPr>
+          <w:b/>
+          <w:i w:val="0"/>
+        </w:rPr>
+        <w:t>high afterload increases mitral regurgitation</w:t>
+      </w:r>
+      <w:r>
+        <w:rPr>
+          <w:b w:val="0"/>
+          <w:i w:val="0"/>
+        </w:rPr>
+        <w:t xml:space="preserve"> (slide 48); in aortic regurgitation the </w:t>
+      </w:r>
+      <w:r>
+        <w:rPr>
+          <w:b/>
+          <w:i w:val="0"/>
+        </w:rPr>
+        <w:t>aortic diastolic pressure falls</w:t>
+      </w:r>
+      <w:r>
+        <w:rPr>
+          <w:b w:val="0"/>
+          <w:i w:val="0"/>
+        </w:rPr>
+        <w:t xml:space="preserve"> (slide 53); and poor perfusion pressure is one cause of ischemia (slide 30).</w:t>
+      </w:r>
+    </w:p>
+    <w:p>
+      <w:pPr>
+        <w:pStyle w:val="Heading2"/>
+        <w:spacing w:before="200" w:after="100"/>
+      </w:pPr>
+      <w:r>
+        <w:rPr>
+          <w:rFonts w:ascii="Georgia" w:hAnsi="Georgia"/>
+          <w:color w:val="6E1F2F"/>
+        </w:rPr>
+        <w:t>6.13 · Objective n — The cardiac conduction system</w:t>
+      </w:r>
+    </w:p>
+    <w:p>
+      <w:pPr>
+        <w:spacing w:after="120"/>
+      </w:pPr>
+      <w:r>
+        <w:rPr>
+          <w:b/>
+          <w:i w:val="0"/>
+        </w:rPr>
+        <w:t>No slide in the deck covers the conduction system.</w:t>
+      </w:r>
+      <w:r>
+        <w:rPr>
+          <w:b w:val="0"/>
+          <w:i w:val="0"/>
+        </w:rPr>
+        <w:t xml:space="preserve"> The deck mentions rhythm in only two places:</w:t>
       </w:r>
     </w:p>
     <w:p>
@@ -8006,11 +8055,19 @@
       </w:pPr>
       <w:r>
         <w:rPr>
+          <w:b w:val="0"/>
+          <w:i w:val="0"/>
+          <w:sz w:val="20"/>
+        </w:rPr>
+        <w:t xml:space="preserve">Ischemia can lead to </w:t>
+      </w:r>
+      <w:r>
+        <w:rPr>
           <w:b/>
           <w:i w:val="0"/>
           <w:sz w:val="20"/>
         </w:rPr>
-        <w:t>Vegetation.</w:t>
+        <w:t>abnormal cardiac rhythms</w:t>
       </w:r>
       <w:r>
         <w:rPr>
@@ -8018,7 +8075,49 @@
           <w:i w:val="0"/>
           <w:sz w:val="20"/>
         </w:rPr>
-        <w:t xml:space="preserve"> Microorganisms enmeshed in fibrin deposits; as they enlarge they interfere with valve function and predispose to embolism.</w:t>
+        <w:t xml:space="preserve"> as well as abnormal heart function (slide 4).</w:t>
+      </w:r>
+    </w:p>
+    <w:p>
+      <w:pPr>
+        <w:pStyle w:val="ListBullet"/>
+        <w:spacing w:after="40"/>
+      </w:pPr>
+      <w:r>
+        <w:rPr>
+          <w:b w:val="0"/>
+          <w:i w:val="0"/>
+          <w:sz w:val="20"/>
+        </w:rPr>
+        <w:t xml:space="preserve">Mitral stenosis leads, with progression, to </w:t>
+      </w:r>
+      <w:r>
+        <w:rPr>
+          <w:b/>
+          <w:i w:val="0"/>
+          <w:sz w:val="20"/>
+        </w:rPr>
+        <w:t>atrial fibrillation due to the increased atrial volume</w:t>
+      </w:r>
+      <w:r>
+        <w:rPr>
+          <w:b w:val="0"/>
+          <w:i w:val="0"/>
+          <w:sz w:val="20"/>
+        </w:rPr>
+        <w:t xml:space="preserve"> (slide 46).</w:t>
+      </w:r>
+    </w:p>
+    <w:p>
+      <w:pPr>
+        <w:spacing w:after="120"/>
+      </w:pPr>
+      <w:r>
+        <w:rPr>
+          <w:b w:val="0"/>
+          <w:i w:val="0"/>
+        </w:rPr>
+        <w:t>Nothing further is added here, so that nothing on this page goes beyond the deck. If the objective was covered aloud, those notes are the source.</w:t>
       </w:r>
     </w:p>
     <w:p>
@@ -8031,288 +8130,7 @@
           <w:rFonts w:ascii="Georgia" w:hAnsi="Georgia"/>
           <w:color w:val="6E1F2F"/>
         </w:rPr>
-        <w:t>6.12 · Objective m — Blood pressure regulation</w:t>
-      </w:r>
-    </w:p>
-    <w:p>
-      <w:pPr>
-        <w:spacing w:after="120"/>
-      </w:pPr>
-      <w:r>
-        <w:rPr>
-          <w:b w:val="0"/>
-          <w:i w:val="0"/>
-        </w:rPr>
-        <w:t xml:space="preserve">No slide in the Cardiac deck teaches this objective. </w:t>
-      </w:r>
-      <w:r>
-        <w:rPr>
-          <w:b/>
-          <w:i w:val="0"/>
-        </w:rPr>
-        <w:t>Lecture 7 does</w:t>
-      </w:r>
-      <w:r>
-        <w:rPr>
-          <w:b w:val="0"/>
-          <w:i w:val="0"/>
-        </w:rPr>
-        <w:t xml:space="preserve">, on slides 19–21: blood pressure is set by </w:t>
-      </w:r>
-      <w:r>
-        <w:rPr>
-          <w:b/>
-          <w:i w:val="0"/>
-        </w:rPr>
-        <w:t>cardiac output and vascular resistance</w:t>
-      </w:r>
-      <w:r>
-        <w:rPr>
-          <w:b w:val="0"/>
-          <w:i w:val="0"/>
-        </w:rPr>
-        <w:t xml:space="preserve">, resistance is regulated at the arterioles, and a fall in pressure triggers the renin–angiotensin–aldosterone response. The full treatment is in </w:t>
-      </w:r>
-      <w:r>
-        <w:rPr>
-          <w:b w:val="0"/>
-          <w:i w:val="0"/>
-        </w:rPr>
-        <w:t>section 7.5</w:t>
-      </w:r>
-      <w:r>
-        <w:rPr>
-          <w:b w:val="0"/>
-          <w:i w:val="0"/>
-        </w:rPr>
-        <w:t>.</w:t>
-      </w:r>
-    </w:p>
-    <w:p>
-      <w:pPr>
-        <w:spacing w:after="120"/>
-      </w:pPr>
-      <w:r>
-        <w:rPr>
-          <w:b w:val="0"/>
-          <w:i w:val="0"/>
-        </w:rPr>
-        <w:t xml:space="preserve">Where pressure appears in this deck, it is as </w:t>
-      </w:r>
-      <w:r>
-        <w:rPr>
-          <w:b/>
-          <w:i w:val="0"/>
-        </w:rPr>
-        <w:t>load on the heart</w:t>
-      </w:r>
-      <w:r>
-        <w:rPr>
-          <w:b w:val="0"/>
-          <w:i w:val="0"/>
-        </w:rPr>
-        <w:t xml:space="preserve">: afterload is one of the four determinants of oxygen demand (slide 31); a </w:t>
-      </w:r>
-      <w:r>
-        <w:rPr>
-          <w:b/>
-          <w:i w:val="0"/>
-        </w:rPr>
-        <w:t>high afterload increases mitral regurgitation</w:t>
-      </w:r>
-      <w:r>
-        <w:rPr>
-          <w:b w:val="0"/>
-          <w:i w:val="0"/>
-        </w:rPr>
-        <w:t xml:space="preserve"> (slide 48); in aortic regurgitation the </w:t>
-      </w:r>
-      <w:r>
-        <w:rPr>
-          <w:b/>
-          <w:i w:val="0"/>
-        </w:rPr>
-        <w:t>aortic diastolic pressure falls</w:t>
-      </w:r>
-      <w:r>
-        <w:rPr>
-          <w:b w:val="0"/>
-          <w:i w:val="0"/>
-        </w:rPr>
-        <w:t xml:space="preserve"> (slide 53); and poor perfusion pressure is one cause of ischemia (slide 30).</w:t>
-      </w:r>
-    </w:p>
-    <w:p>
-      <w:pPr>
-        <w:pStyle w:val="Heading2"/>
-        <w:spacing w:before="200" w:after="100"/>
-      </w:pPr>
-      <w:r>
-        <w:rPr>
-          <w:rFonts w:ascii="Georgia" w:hAnsi="Georgia"/>
-          <w:color w:val="6E1F2F"/>
-        </w:rPr>
-        <w:t>6.13 · Objective n — The cardiac conduction system</w:t>
-      </w:r>
-    </w:p>
-    <w:p>
-      <w:pPr>
-        <w:spacing w:after="120"/>
-      </w:pPr>
-      <w:r>
-        <w:rPr>
-          <w:b/>
-          <w:i w:val="0"/>
-        </w:rPr>
-        <w:t>No slide in the deck covers the conduction system.</w:t>
-      </w:r>
-      <w:r>
-        <w:rPr>
-          <w:b w:val="0"/>
-          <w:i w:val="0"/>
-        </w:rPr>
-        <w:t xml:space="preserve"> The deck mentions rhythm in only two places:</w:t>
-      </w:r>
-    </w:p>
-    <w:p>
-      <w:pPr>
-        <w:pStyle w:val="ListBullet"/>
-        <w:spacing w:after="40"/>
-      </w:pPr>
-      <w:r>
-        <w:rPr>
-          <w:b w:val="0"/>
-          <w:i w:val="0"/>
-          <w:sz w:val="20"/>
-        </w:rPr>
-        <w:t xml:space="preserve">Ischemia can lead to </w:t>
-      </w:r>
-      <w:r>
-        <w:rPr>
-          <w:b/>
-          <w:i w:val="0"/>
-          <w:sz w:val="20"/>
-        </w:rPr>
-        <w:t>abnormal cardiac rhythms</w:t>
-      </w:r>
-      <w:r>
-        <w:rPr>
-          <w:b w:val="0"/>
-          <w:i w:val="0"/>
-          <w:sz w:val="20"/>
-        </w:rPr>
-        <w:t xml:space="preserve"> as well as abnormal heart function (slide 4).</w:t>
-      </w:r>
-    </w:p>
-    <w:p>
-      <w:pPr>
-        <w:pStyle w:val="ListBullet"/>
-        <w:spacing w:after="40"/>
-      </w:pPr>
-      <w:r>
-        <w:rPr>
-          <w:b w:val="0"/>
-          <w:i w:val="0"/>
-          <w:sz w:val="20"/>
-        </w:rPr>
-        <w:t xml:space="preserve">Mitral stenosis leads, with progression, to </w:t>
-      </w:r>
-      <w:r>
-        <w:rPr>
-          <w:b/>
-          <w:i w:val="0"/>
-          <w:sz w:val="20"/>
-        </w:rPr>
-        <w:t>atrial fibrillation due to the increased atrial volume</w:t>
-      </w:r>
-      <w:r>
-        <w:rPr>
-          <w:b w:val="0"/>
-          <w:i w:val="0"/>
-          <w:sz w:val="20"/>
-        </w:rPr>
-        <w:t xml:space="preserve"> (slide 46).</w:t>
-      </w:r>
-    </w:p>
-    <w:p>
-      <w:pPr>
-        <w:spacing w:after="120"/>
-      </w:pPr>
-      <w:r>
-        <w:rPr>
-          <w:b w:val="0"/>
-          <w:i w:val="0"/>
-        </w:rPr>
-        <w:t>Nothing further is added here, so that nothing on this page goes beyond the deck. If the objective was covered aloud, those notes are the source.</w:t>
-      </w:r>
-    </w:p>
-    <w:p>
-      <w:pPr>
-        <w:pStyle w:val="Heading2"/>
-        <w:spacing w:before="200" w:after="100"/>
-      </w:pPr>
-      <w:r>
-        <w:rPr>
-          <w:rFonts w:ascii="Georgia" w:hAnsi="Georgia"/>
-          <w:color w:val="6E1F2F"/>
-        </w:rPr>
         <w:t>6.14 · Objective o — Structural cardiac pathologies</w:t>
-      </w:r>
-    </w:p>
-    <w:p>
-      <w:pPr>
-        <w:spacing w:after="120"/>
-      </w:pPr>
-      <w:r>
-        <w:rPr>
-          <w:b w:val="0"/>
-          <w:i w:val="0"/>
-        </w:rPr>
-        <w:t>Also tested</w:t>
-      </w:r>
-    </w:p>
-    <w:p>
-      <w:pPr>
-        <w:pStyle w:val="ListBullet"/>
-        <w:spacing w:after="40"/>
-      </w:pPr>
-      <w:r>
-        <w:rPr>
-          <w:b/>
-          <w:i w:val="0"/>
-          <w:sz w:val="20"/>
-        </w:rPr>
-        <w:t>Cardiac tamponade.</w:t>
-      </w:r>
-      <w:r>
-        <w:rPr>
-          <w:b w:val="0"/>
-          <w:i w:val="0"/>
-          <w:sz w:val="20"/>
-        </w:rPr>
-        <w:t xml:space="preserve"> Tamponade is external compression of the chambers by pericardial fluid, which prevents filling, so the muscle and valves may be entirely normal while output collapses.</w:t>
-      </w:r>
-    </w:p>
-    <w:p>
-      <w:pPr>
-        <w:pStyle w:val="ListBullet"/>
-        <w:spacing w:after="40"/>
-      </w:pPr>
-      <w:r>
-        <w:rPr>
-          <w:b/>
-          <w:i w:val="0"/>
-          <w:sz w:val="20"/>
-        </w:rPr>
-        <w:t>Dilated cardiomyopathy.</w:t>
-      </w:r>
-      <w:r>
-        <w:rPr>
-          <w:b w:val="0"/>
-          <w:i w:val="0"/>
-          <w:sz w:val="20"/>
-        </w:rPr>
-        <w:t xml:space="preserve"> Associated factors are alcohol, genetics, pregnancy and a post-viral state.</w:t>
       </w:r>
     </w:p>
     <w:p>
@@ -8851,6 +8669,25 @@
       </w:pPr>
       <w:r>
         <w:rPr>
+          <w:b/>
+          <w:i w:val="0"/>
+        </w:rPr>
+        <w:t>Dilated cardiomyopathy.</w:t>
+      </w:r>
+      <w:r>
+        <w:rPr>
+          <w:b w:val="0"/>
+          <w:i w:val="0"/>
+        </w:rPr>
+        <w:t xml:space="preserve"> Associated factors are alcohol, genetics, pregnancy and a post-viral state.</w:t>
+      </w:r>
+    </w:p>
+    <w:p>
+      <w:pPr>
+        <w:spacing w:after="120"/>
+      </w:pPr>
+      <w:r>
+        <w:rPr>
           <w:b w:val="0"/>
           <w:i w:val="0"/>
         </w:rPr>
@@ -9619,6 +9456,25 @@
       <w:pPr>
         <w:spacing w:after="80"/>
       </w:pPr>
+    </w:p>
+    <w:p>
+      <w:pPr>
+        <w:spacing w:after="120"/>
+      </w:pPr>
+      <w:r>
+        <w:rPr>
+          <w:b/>
+          <w:i w:val="0"/>
+        </w:rPr>
+        <w:t>Cardiac tamponade.</w:t>
+      </w:r>
+      <w:r>
+        <w:rPr>
+          <w:b w:val="0"/>
+          <w:i w:val="0"/>
+        </w:rPr>
+        <w:t xml:space="preserve"> Tamponade is external compression of the chambers by pericardial fluid, which prevents filling, so the muscle and valves may be entirely normal while output collapses.</w:t>
+      </w:r>
     </w:p>
     <w:p>
       <w:pPr>
@@ -10719,40 +10575,6 @@
     </w:p>
     <w:p>
       <w:pPr>
-        <w:spacing w:after="120"/>
-      </w:pPr>
-      <w:r>
-        <w:rPr>
-          <w:b w:val="0"/>
-          <w:i w:val="0"/>
-        </w:rPr>
-        <w:t>Also tested</w:t>
-      </w:r>
-    </w:p>
-    <w:p>
-      <w:pPr>
-        <w:pStyle w:val="ListBullet"/>
-        <w:spacing w:after="40"/>
-      </w:pPr>
-      <w:r>
-        <w:rPr>
-          <w:b/>
-          <w:i w:val="0"/>
-          <w:sz w:val="20"/>
-        </w:rPr>
-        <w:t>Capillary diameter.</w:t>
-      </w:r>
-      <w:r>
-        <w:rPr>
-          <w:b w:val="0"/>
-          <w:i w:val="0"/>
-          <w:sz w:val="20"/>
-        </w:rPr>
-        <w:t xml:space="preserve"> Equal to or even slightly smaller than a red blood cell, so red cells must deform to pass, bringing their membranes into close contact with the endothelium.</w:t>
-      </w:r>
-    </w:p>
-    <w:p>
-      <w:pPr>
         <w:pStyle w:val="Heading3"/>
         <w:spacing w:before="200" w:after="100"/>
       </w:pPr>
@@ -11260,6 +11082,25 @@
     </w:p>
     <w:p>
       <w:pPr>
+        <w:spacing w:after="120"/>
+      </w:pPr>
+      <w:r>
+        <w:rPr>
+          <w:b/>
+          <w:i w:val="0"/>
+        </w:rPr>
+        <w:t>Capillary diameter.</w:t>
+      </w:r>
+      <w:r>
+        <w:rPr>
+          <w:b w:val="0"/>
+          <w:i w:val="0"/>
+        </w:rPr>
+        <w:t xml:space="preserve"> Equal to or even slightly smaller than a red blood cell, so red cells must deform to pass, bringing their membranes into close contact with the endothelium.</w:t>
+      </w:r>
+    </w:p>
+    <w:p>
+      <w:pPr>
         <w:pStyle w:val="Heading2"/>
         <w:spacing w:before="200" w:after="100"/>
       </w:pPr>
@@ -11971,24 +11812,17 @@
       </w:pPr>
       <w:r>
         <w:rPr>
+          <w:b/>
+          <w:i w:val="0"/>
+        </w:rPr>
+        <w:t>Arteries.</w:t>
+      </w:r>
+      <w:r>
+        <w:rPr>
           <w:b w:val="0"/>
           <w:i w:val="0"/>
         </w:rPr>
-        <w:t xml:space="preserve">Veins hold about </w:t>
-      </w:r>
-      <w:r>
-        <w:rPr>
-          <w:b/>
-          <w:i w:val="0"/>
-        </w:rPr>
-        <w:t>66% of the total blood volume</w:t>
-      </w:r>
-      <w:r>
-        <w:rPr>
-          <w:b w:val="0"/>
-          <w:i w:val="0"/>
-        </w:rPr>
-        <w:t xml:space="preserve"> (slide 35), so maintaining that volume is a large part of maintaining blood pressure.</w:t>
+        <w:t xml:space="preserve"> High pressure, strong walls, high flow velocity; veins, by contrast, are low pressure with thin walls and serve as the major reservoir of extra blood.</w:t>
       </w:r>
     </w:p>
     <w:p>
@@ -12000,29 +11834,21 @@
           <w:b w:val="0"/>
           <w:i w:val="0"/>
         </w:rPr>
-        <w:t>Also tested</w:t>
-      </w:r>
-    </w:p>
-    <w:p>
-      <w:pPr>
-        <w:pStyle w:val="ListBullet"/>
-        <w:spacing w:after="40"/>
-      </w:pPr>
+        <w:t xml:space="preserve">Veins hold about </w:t>
+      </w:r>
       <w:r>
         <w:rPr>
           <w:b/>
           <w:i w:val="0"/>
-          <w:sz w:val="20"/>
-        </w:rPr>
-        <w:t>Arteries.</w:t>
+        </w:rPr>
+        <w:t>66% of the total blood volume</w:t>
       </w:r>
       <w:r>
         <w:rPr>
           <w:b w:val="0"/>
           <w:i w:val="0"/>
-          <w:sz w:val="20"/>
-        </w:rPr>
-        <w:t xml:space="preserve"> High pressure, strong walls, high flow velocity; veins, by contrast, are low pressure with thin walls and serve as the major reservoir of extra blood.</w:t>
+        </w:rPr>
+        <w:t xml:space="preserve"> (slide 35), so maintaining that volume is a large part of maintaining blood pressure.</w:t>
       </w:r>
     </w:p>
     <w:p>
@@ -12325,10 +12151,56 @@
       </w:pPr>
       <w:r>
         <w:rPr>
+          <w:b/>
+          <w:i w:val="0"/>
+        </w:rPr>
+        <w:t>Nonthrombogenic endothelial surface.</w:t>
+      </w:r>
+      <w:r>
+        <w:rPr>
           <w:b w:val="0"/>
           <w:i w:val="0"/>
         </w:rPr>
-        <w:t>Also tested</w:t>
+        <w:t xml:space="preserve"> It keeps blood in a fluid state; this is an active property, and endothelial injury lets platelets adhere and a thrombus begin.</w:t>
+      </w:r>
+    </w:p>
+    <w:p>
+      <w:pPr>
+        <w:pStyle w:val="Heading3"/>
+        <w:spacing w:before="200" w:after="100"/>
+      </w:pPr>
+      <w:r>
+        <w:rPr>
+          <w:rFonts w:ascii="Georgia" w:hAnsi="Georgia"/>
+          <w:color w:val="6E1F2F"/>
+        </w:rPr>
+        <w:t>Intimal thickening (slides 13–15)</w:t>
+      </w:r>
+    </w:p>
+    <w:p>
+      <w:pPr>
+        <w:spacing w:after="120"/>
+      </w:pPr>
+      <w:r>
+        <w:rPr>
+          <w:b w:val="0"/>
+          <w:i w:val="0"/>
+        </w:rPr>
+        <w:t xml:space="preserve">Vascular injury with endothelial dysfunction or loss stimulates </w:t>
+      </w:r>
+      <w:r>
+        <w:rPr>
+          <w:b/>
+          <w:i w:val="0"/>
+        </w:rPr>
+        <w:t>smooth muscle cell recruitment and proliferation into the intima</w:t>
+      </w:r>
+      <w:r>
+        <w:rPr>
+          <w:b w:val="0"/>
+          <w:i w:val="0"/>
+        </w:rPr>
+        <w:t>:</w:t>
       </w:r>
     </w:p>
     <w:p>
@@ -12342,7 +12214,7 @@
           <w:i w:val="0"/>
           <w:sz w:val="20"/>
         </w:rPr>
-        <w:t>Endothelial repair and nitric oxide.</w:t>
+        <w:t>Endothelial cells</w:t>
       </w:r>
       <w:r>
         <w:rPr>
@@ -12350,7 +12222,23 @@
           <w:i w:val="0"/>
           <w:sz w:val="20"/>
         </w:rPr>
-        <w:t xml:space="preserve"> Nitric oxide production decreases; because nitric oxide is a vasodilator and an inhibitor of platelet adhesion, losing it shifts the vessel toward constriction and thrombosis.</w:t>
+        <w:t xml:space="preserve"> migrate in from uninjured areas or come from precursor cells in the blood — and </w:t>
+      </w:r>
+      <w:r>
+        <w:rPr>
+          <w:b/>
+          <w:i w:val="0"/>
+          <w:sz w:val="20"/>
+        </w:rPr>
+        <w:t>nitric oxide production falls</w:t>
+      </w:r>
+      <w:r>
+        <w:rPr>
+          <w:b w:val="0"/>
+          <w:i w:val="0"/>
+          <w:sz w:val="20"/>
+        </w:rPr>
+        <w:t>.</w:t>
       </w:r>
     </w:p>
     <w:p>
@@ -12364,7 +12252,7 @@
           <w:i w:val="0"/>
           <w:sz w:val="20"/>
         </w:rPr>
-        <w:t>Neointimal response.</w:t>
+        <w:t>Smooth muscle cells</w:t>
       </w:r>
       <w:r>
         <w:rPr>
@@ -12372,7 +12260,23 @@
           <w:i w:val="0"/>
           <w:sz w:val="20"/>
         </w:rPr>
-        <w:t xml:space="preserve"> Platelet activation and leukocyte recruitment accompany it: a thrombus forms and the inflammatory cascade begins at the injury site.</w:t>
+        <w:t xml:space="preserve"> (or circulating precursors) migrate into the intima, proliferate and synthesize extracellular matrix — </w:t>
+      </w:r>
+      <w:r>
+        <w:rPr>
+          <w:b/>
+          <w:i w:val="0"/>
+          <w:sz w:val="20"/>
+        </w:rPr>
+        <w:t>the primary pathology of neointimal hyperplasia</w:t>
+      </w:r>
+      <w:r>
+        <w:rPr>
+          <w:b w:val="0"/>
+          <w:i w:val="0"/>
+          <w:sz w:val="20"/>
+        </w:rPr>
+        <w:t>.</w:t>
       </w:r>
     </w:p>
     <w:p>
@@ -12386,7 +12290,7 @@
           <w:i w:val="0"/>
           <w:sz w:val="20"/>
         </w:rPr>
-        <w:t>Nonthrombogenic endothelial surface.</w:t>
+        <w:t>Platelets activate</w:t>
       </w:r>
       <w:r>
         <w:rPr>
@@ -12394,46 +12298,23 @@
           <w:i w:val="0"/>
           <w:sz w:val="20"/>
         </w:rPr>
-        <w:t xml:space="preserve"> It keeps blood in a fluid state; this is an active property, and endothelial injury lets platelets adhere and a thrombus begin.</w:t>
-      </w:r>
-    </w:p>
-    <w:p>
-      <w:pPr>
-        <w:pStyle w:val="Heading3"/>
-        <w:spacing w:before="200" w:after="100"/>
-      </w:pPr>
-      <w:r>
-        <w:rPr>
-          <w:rFonts w:ascii="Georgia" w:hAnsi="Georgia"/>
-          <w:color w:val="6E1F2F"/>
-        </w:rPr>
-        <w:t>Intimal thickening (slides 13–15)</w:t>
-      </w:r>
-    </w:p>
-    <w:p>
-      <w:pPr>
-        <w:spacing w:after="120"/>
-      </w:pPr>
+        <w:t xml:space="preserve"> (a thrombus forms) and </w:t>
+      </w:r>
+      <w:r>
+        <w:rPr>
+          <w:b/>
+          <w:i w:val="0"/>
+          <w:sz w:val="20"/>
+        </w:rPr>
+        <w:t>leukocytes are recruited</w:t>
+      </w:r>
       <w:r>
         <w:rPr>
           <w:b w:val="0"/>
           <w:i w:val="0"/>
-        </w:rPr>
-        <w:t xml:space="preserve">Vascular injury with endothelial dysfunction or loss stimulates </w:t>
-      </w:r>
-      <w:r>
-        <w:rPr>
-          <w:b/>
-          <w:i w:val="0"/>
-        </w:rPr>
-        <w:t>smooth muscle cell recruitment and proliferation into the intima</w:t>
-      </w:r>
-      <w:r>
-        <w:rPr>
-          <w:b w:val="0"/>
-          <w:i w:val="0"/>
-        </w:rPr>
-        <w:t>:</w:t>
+          <w:sz w:val="20"/>
+        </w:rPr>
+        <w:t xml:space="preserve"> (the inflammatory cascade begins).</w:t>
       </w:r>
     </w:p>
     <w:p>
@@ -12447,7 +12328,7 @@
           <w:i w:val="0"/>
           <w:sz w:val="20"/>
         </w:rPr>
-        <w:t>Endothelial cells</w:t>
+        <w:t>Neointimal response.</w:t>
       </w:r>
       <w:r>
         <w:rPr>
@@ -12455,99 +12336,7 @@
           <w:i w:val="0"/>
           <w:sz w:val="20"/>
         </w:rPr>
-        <w:t xml:space="preserve"> migrate in from uninjured areas or come from precursor cells in the blood — and </w:t>
-      </w:r>
-      <w:r>
-        <w:rPr>
-          <w:b/>
-          <w:i w:val="0"/>
-          <w:sz w:val="20"/>
-        </w:rPr>
-        <w:t>nitric oxide production falls</w:t>
-      </w:r>
-      <w:r>
-        <w:rPr>
-          <w:b w:val="0"/>
-          <w:i w:val="0"/>
-          <w:sz w:val="20"/>
-        </w:rPr>
-        <w:t>.</w:t>
-      </w:r>
-    </w:p>
-    <w:p>
-      <w:pPr>
-        <w:pStyle w:val="ListBullet"/>
-        <w:spacing w:after="40"/>
-      </w:pPr>
-      <w:r>
-        <w:rPr>
-          <w:b/>
-          <w:i w:val="0"/>
-          <w:sz w:val="20"/>
-        </w:rPr>
-        <w:t>Smooth muscle cells</w:t>
-      </w:r>
-      <w:r>
-        <w:rPr>
-          <w:b w:val="0"/>
-          <w:i w:val="0"/>
-          <w:sz w:val="20"/>
-        </w:rPr>
-        <w:t xml:space="preserve"> (or circulating precursors) migrate into the intima, proliferate and synthesize extracellular matrix — </w:t>
-      </w:r>
-      <w:r>
-        <w:rPr>
-          <w:b/>
-          <w:i w:val="0"/>
-          <w:sz w:val="20"/>
-        </w:rPr>
-        <w:t>the primary pathology of neointimal hyperplasia</w:t>
-      </w:r>
-      <w:r>
-        <w:rPr>
-          <w:b w:val="0"/>
-          <w:i w:val="0"/>
-          <w:sz w:val="20"/>
-        </w:rPr>
-        <w:t>.</w:t>
-      </w:r>
-    </w:p>
-    <w:p>
-      <w:pPr>
-        <w:pStyle w:val="ListBullet"/>
-        <w:spacing w:after="40"/>
-      </w:pPr>
-      <w:r>
-        <w:rPr>
-          <w:b/>
-          <w:i w:val="0"/>
-          <w:sz w:val="20"/>
-        </w:rPr>
-        <w:t>Platelets activate</w:t>
-      </w:r>
-      <w:r>
-        <w:rPr>
-          <w:b w:val="0"/>
-          <w:i w:val="0"/>
-          <w:sz w:val="20"/>
-        </w:rPr>
-        <w:t xml:space="preserve"> (a thrombus forms) and </w:t>
-      </w:r>
-      <w:r>
-        <w:rPr>
-          <w:b/>
-          <w:i w:val="0"/>
-          <w:sz w:val="20"/>
-        </w:rPr>
-        <w:t>leukocytes are recruited</w:t>
-      </w:r>
-      <w:r>
-        <w:rPr>
-          <w:b w:val="0"/>
-          <w:i w:val="0"/>
-          <w:sz w:val="20"/>
-        </w:rPr>
-        <w:t xml:space="preserve"> (the inflammatory cascade begins).</w:t>
+        <w:t xml:space="preserve"> Platelet activation and leukocyte recruitment accompany it: a thrombus forms and the inflammatory cascade begins at the injury site.</w:t>
       </w:r>
     </w:p>
     <w:p>
@@ -12621,6 +12410,25 @@
           <w:i w:val="0"/>
         </w:rPr>
         <w:t xml:space="preserve"> constricted by the loss of dilation — a “twofold problem”.</w:t>
+      </w:r>
+    </w:p>
+    <w:p>
+      <w:pPr>
+        <w:spacing w:after="120"/>
+      </w:pPr>
+      <w:r>
+        <w:rPr>
+          <w:b/>
+          <w:i w:val="0"/>
+        </w:rPr>
+        <w:t>Endothelial repair and nitric oxide.</w:t>
+      </w:r>
+      <w:r>
+        <w:rPr>
+          <w:b w:val="0"/>
+          <w:i w:val="0"/>
+        </w:rPr>
+        <w:t xml:space="preserve"> Nitric oxide production decreases; because nitric oxide is a vasodilator and an inhibitor of platelet adhesion, losing it shifts the vessel toward constriction and thrombosis.</w:t>
       </w:r>
     </w:p>
     <w:p>
@@ -13336,6 +13144,44 @@
         <w:spacing w:after="80"/>
       </w:pPr>
     </w:p>
+    <w:p>
+      <w:pPr>
+        <w:spacing w:after="120"/>
+      </w:pPr>
+      <w:r>
+        <w:rPr>
+          <w:b/>
+          <w:i w:val="0"/>
+        </w:rPr>
+        <w:t>Four principal mechanisms of vascular disease.</w:t>
+      </w:r>
+      <w:r>
+        <w:rPr>
+          <w:b w:val="0"/>
+          <w:i w:val="0"/>
+        </w:rPr>
+        <w:t xml:space="preserve"> Weakening, narrowing, dilation and rupture. Narrowing itself can be progressive, as in atherosclerosis, or precipitous, as in thrombosis or embolism.</w:t>
+      </w:r>
+    </w:p>
+    <w:p>
+      <w:pPr>
+        <w:spacing w:after="120"/>
+      </w:pPr>
+      <w:r>
+        <w:rPr>
+          <w:b/>
+          <w:i w:val="0"/>
+        </w:rPr>
+        <w:t>Narrowing of a vessel lumen.</w:t>
+      </w:r>
+      <w:r>
+        <w:rPr>
+          <w:b w:val="0"/>
+          <w:i w:val="0"/>
+        </w:rPr>
+        <w:t xml:space="preserve"> Narrowing can arise progressively or precipitously. Atherosclerosis narrows progressively; thrombosis or embolism narrows precipitously. A gradual stenosis allows collateral supply to develop while a sudden one does not.</w:t>
+      </w:r>
+    </w:p>
     <w:tbl>
       <w:tblPr>
         <w:tblW w:type="auto" w:w="0"/>
@@ -13425,62 +13271,6 @@
       <w:pPr>
         <w:spacing w:after="80"/>
       </w:pPr>
-    </w:p>
-    <w:p>
-      <w:pPr>
-        <w:spacing w:after="120"/>
-      </w:pPr>
-      <w:r>
-        <w:rPr>
-          <w:b w:val="0"/>
-          <w:i w:val="0"/>
-        </w:rPr>
-        <w:t>Also tested</w:t>
-      </w:r>
-    </w:p>
-    <w:p>
-      <w:pPr>
-        <w:pStyle w:val="ListBullet"/>
-        <w:spacing w:after="40"/>
-      </w:pPr>
-      <w:r>
-        <w:rPr>
-          <w:b/>
-          <w:i w:val="0"/>
-          <w:sz w:val="20"/>
-        </w:rPr>
-        <w:t>Narrowing of a vessel lumen.</w:t>
-      </w:r>
-      <w:r>
-        <w:rPr>
-          <w:b w:val="0"/>
-          <w:i w:val="0"/>
-          <w:sz w:val="20"/>
-        </w:rPr>
-        <w:t xml:space="preserve"> Narrowing can arise progressively or precipitously. Atherosclerosis narrows progressively; thrombosis or embolism narrows precipitously. A gradual stenosis allows collateral supply to develop while a sudden one does not.</w:t>
-      </w:r>
-    </w:p>
-    <w:p>
-      <w:pPr>
-        <w:pStyle w:val="ListBullet"/>
-        <w:spacing w:after="40"/>
-      </w:pPr>
-      <w:r>
-        <w:rPr>
-          <w:b/>
-          <w:i w:val="0"/>
-          <w:sz w:val="20"/>
-        </w:rPr>
-        <w:t>Four principal mechanisms of vascular disease.</w:t>
-      </w:r>
-      <w:r>
-        <w:rPr>
-          <w:b w:val="0"/>
-          <w:i w:val="0"/>
-          <w:sz w:val="20"/>
-        </w:rPr>
-        <w:t xml:space="preserve"> Weakening, narrowing, dilation and rupture. Narrowing itself can be progressive, as in atherosclerosis, or precipitous, as in thrombosis or embolism.</w:t>
-      </w:r>
     </w:p>
     <w:p>
       <w:pPr>
@@ -15332,6 +15122,25 @@
         <w:t>Matrix and necrotic debris calcify</w:t>
       </w:r>
     </w:p>
+    <w:p>
+      <w:pPr>
+        <w:spacing w:after="120"/>
+      </w:pPr>
+      <w:r>
+        <w:rPr>
+          <w:b/>
+          <w:i w:val="0"/>
+        </w:rPr>
+        <w:t>End of the atherosclerotic sequence.</w:t>
+      </w:r>
+      <w:r>
+        <w:rPr>
+          <w:b w:val="0"/>
+          <w:i w:val="0"/>
+        </w:rPr>
+        <w:t xml:space="preserve"> The final two steps are lipid accumulation, then calcification, which involves matrix and necrotic debris.</w:t>
+      </w:r>
+    </w:p>
     <w:tbl>
       <w:tblPr>
         <w:tblW w:type="auto" w:w="0"/>
@@ -15474,40 +15283,6 @@
     </w:p>
     <w:p>
       <w:pPr>
-        <w:spacing w:after="120"/>
-      </w:pPr>
-      <w:r>
-        <w:rPr>
-          <w:b w:val="0"/>
-          <w:i w:val="0"/>
-        </w:rPr>
-        <w:t>Also tested</w:t>
-      </w:r>
-    </w:p>
-    <w:p>
-      <w:pPr>
-        <w:pStyle w:val="ListBullet"/>
-        <w:spacing w:after="40"/>
-      </w:pPr>
-      <w:r>
-        <w:rPr>
-          <w:b/>
-          <w:i w:val="0"/>
-          <w:sz w:val="20"/>
-        </w:rPr>
-        <w:t>End of the atherosclerotic sequence.</w:t>
-      </w:r>
-      <w:r>
-        <w:rPr>
-          <w:b w:val="0"/>
-          <w:i w:val="0"/>
-          <w:sz w:val="20"/>
-        </w:rPr>
-        <w:t xml:space="preserve"> The final two steps are lipid accumulation, then calcification, which involves matrix and necrotic debris.</w:t>
-      </w:r>
-    </w:p>
-    <w:p>
-      <w:pPr>
         <w:pStyle w:val="Heading2"/>
         <w:spacing w:before="200" w:after="100"/>
       </w:pPr>
@@ -15647,6 +15422,25 @@
           <w:b/>
           <w:i w:val="0"/>
         </w:rPr>
+        <w:t>Dissection.</w:t>
+      </w:r>
+      <w:r>
+        <w:rPr>
+          <w:b w:val="0"/>
+          <w:i w:val="0"/>
+        </w:rPr>
+        <w:t xml:space="preserve"> Blood enters a wall defect and tunnels through medial (or medial-adventitial) planes, so the wall is split into layers rather than merely dilated.</w:t>
+      </w:r>
+    </w:p>
+    <w:p>
+      <w:pPr>
+        <w:spacing w:after="120"/>
+      </w:pPr>
+      <w:r>
+        <w:rPr>
+          <w:b/>
+          <w:i w:val="0"/>
+        </w:rPr>
         <w:t>Pathogenesis (slide 28).</w:t>
       </w:r>
       <w:r>
@@ -15905,6 +15699,25 @@
       <w:pPr>
         <w:spacing w:after="80"/>
       </w:pPr>
+    </w:p>
+    <w:p>
+      <w:pPr>
+        <w:spacing w:after="120"/>
+      </w:pPr>
+      <w:r>
+        <w:rPr>
+          <w:b/>
+          <w:i w:val="0"/>
+        </w:rPr>
+        <w:t>Wall basis of aneurysm and dissection.</w:t>
+      </w:r>
+      <w:r>
+        <w:rPr>
+          <w:b w:val="0"/>
+          <w:i w:val="0"/>
+        </w:rPr>
+        <w:t xml:space="preserve"> Compromised wall connective tissue, in either structure or function, underlies both lesions, because arterial walls are constantly remodelling; histopathological change follows.</w:t>
+      </w:r>
     </w:p>
     <w:p>
       <w:pPr>
@@ -16549,62 +16362,6 @@
       <w:pPr>
         <w:spacing w:after="80"/>
       </w:pPr>
-    </w:p>
-    <w:p>
-      <w:pPr>
-        <w:spacing w:after="120"/>
-      </w:pPr>
-      <w:r>
-        <w:rPr>
-          <w:b w:val="0"/>
-          <w:i w:val="0"/>
-        </w:rPr>
-        <w:t>Also tested</w:t>
-      </w:r>
-    </w:p>
-    <w:p>
-      <w:pPr>
-        <w:pStyle w:val="ListBullet"/>
-        <w:spacing w:after="40"/>
-      </w:pPr>
-      <w:r>
-        <w:rPr>
-          <w:b/>
-          <w:i w:val="0"/>
-          <w:sz w:val="20"/>
-        </w:rPr>
-        <w:t>Wall basis of aneurysm and dissection.</w:t>
-      </w:r>
-      <w:r>
-        <w:rPr>
-          <w:b w:val="0"/>
-          <w:i w:val="0"/>
-          <w:sz w:val="20"/>
-        </w:rPr>
-        <w:t xml:space="preserve"> Compromised wall connective tissue, in either structure or function, underlies both lesions, because arterial walls are constantly remodelling; histopathological change follows.</w:t>
-      </w:r>
-    </w:p>
-    <w:p>
-      <w:pPr>
-        <w:pStyle w:val="ListBullet"/>
-        <w:spacing w:after="40"/>
-      </w:pPr>
-      <w:r>
-        <w:rPr>
-          <w:b/>
-          <w:i w:val="0"/>
-          <w:sz w:val="20"/>
-        </w:rPr>
-        <w:t>Dissection.</w:t>
-      </w:r>
-      <w:r>
-        <w:rPr>
-          <w:b w:val="0"/>
-          <w:i w:val="0"/>
-          <w:sz w:val="20"/>
-        </w:rPr>
-        <w:t xml:space="preserve"> Blood enters a wall defect and tunnels through medial (or medial-adventitial) planes, so the wall is split into layers rather than merely dilated.</w:t>
-      </w:r>
     </w:p>
     <w:p>
       <w:pPr>
